--- a/previa_mvp.docx
+++ b/previa_mvp.docx
@@ -356,6 +356,123 @@
           </w:p>
         </w:tc>
       </w:tr>
+      <w:tr>
+        <w:trPr>
+          <w:trHeight w:val="345"/>
+        </w:trPr>
+        <w:tc>
+          <w:tcPr>
+            <w:tcW w:w="2123" w:type="dxa"/>
+          </w:tcPr>
+          <w:p>
+            <w:pPr>
+              <w:rPr>
+                <w:rStyle w:val="Forte"/>
+                <w:rFonts w:ascii="Arial" w:hAnsi="Arial" w:cs="Arial"/>
+                <w:b w:val="0"/>
+                <w:bCs w:val="0"/>
+                <w:sz w:val="24"/>
+                <w:szCs w:val="24"/>
+              </w:rPr>
+            </w:pPr>
+            <w:r>
+              <w:rPr>
+                <w:rStyle w:val="Forte"/>
+                <w:rFonts w:ascii="Arial" w:hAnsi="Arial" w:cs="Arial"/>
+                <w:b w:val="0"/>
+                <w:bCs w:val="0"/>
+                <w:sz w:val="24"/>
+                <w:szCs w:val="24"/>
+              </w:rPr>
+              <w:t>1.1</w:t>
+            </w:r>
+          </w:p>
+        </w:tc>
+        <w:tc>
+          <w:tcPr>
+            <w:tcW w:w="2123" w:type="dxa"/>
+          </w:tcPr>
+          <w:p>
+            <w:pPr>
+              <w:rPr>
+                <w:rStyle w:val="Forte"/>
+                <w:rFonts w:ascii="Arial" w:hAnsi="Arial" w:cs="Arial"/>
+                <w:b w:val="0"/>
+                <w:bCs w:val="0"/>
+                <w:sz w:val="24"/>
+                <w:szCs w:val="24"/>
+              </w:rPr>
+            </w:pPr>
+            <w:r>
+              <w:rPr>
+                <w:rStyle w:val="Forte"/>
+                <w:rFonts w:ascii="Arial" w:hAnsi="Arial" w:cs="Arial"/>
+                <w:b w:val="0"/>
+                <w:bCs w:val="0"/>
+                <w:sz w:val="24"/>
+                <w:szCs w:val="24"/>
+              </w:rPr>
+              <w:t>Rafael Brandão</w:t>
+            </w:r>
+          </w:p>
+        </w:tc>
+        <w:tc>
+          <w:tcPr>
+            <w:tcW w:w="2124" w:type="dxa"/>
+          </w:tcPr>
+          <w:p>
+            <w:pPr>
+              <w:rPr>
+                <w:rStyle w:val="Forte"/>
+                <w:rFonts w:ascii="Arial" w:hAnsi="Arial" w:cs="Arial"/>
+                <w:b w:val="0"/>
+                <w:bCs w:val="0"/>
+                <w:sz w:val="24"/>
+                <w:szCs w:val="24"/>
+              </w:rPr>
+            </w:pPr>
+            <w:r>
+              <w:rPr>
+                <w:rStyle w:val="Forte"/>
+                <w:rFonts w:ascii="Arial" w:hAnsi="Arial" w:cs="Arial"/>
+                <w:b w:val="0"/>
+                <w:bCs w:val="0"/>
+                <w:sz w:val="24"/>
+                <w:szCs w:val="24"/>
+              </w:rPr>
+              <w:t>28.04.2026</w:t>
+            </w:r>
+          </w:p>
+        </w:tc>
+        <w:tc>
+          <w:tcPr>
+            <w:tcW w:w="2124" w:type="dxa"/>
+          </w:tcPr>
+          <w:p>
+            <w:pPr>
+              <w:rPr>
+                <w:rStyle w:val="Forte"/>
+                <w:rFonts w:ascii="Arial" w:hAnsi="Arial" w:cs="Arial"/>
+                <w:b w:val="0"/>
+                <w:bCs w:val="0"/>
+                <w:sz w:val="24"/>
+                <w:szCs w:val="24"/>
+              </w:rPr>
+            </w:pPr>
+            <w:r>
+              <w:rPr>
+                <w:rStyle w:val="Forte"/>
+                <w:rFonts w:ascii="Arial" w:hAnsi="Arial" w:cs="Arial"/>
+                <w:b w:val="0"/>
+                <w:bCs w:val="0"/>
+                <w:sz w:val="24"/>
+                <w:szCs w:val="24"/>
+              </w:rPr>
+              <w:t>Correção na seção de requisitos de usuário</w:t>
+            </w:r>
+          </w:p>
+        </w:tc>
+      </w:tr>
     </w:tbl>
     <w:p>
       <w:pPr>
@@ -454,9 +571,8 @@
           <w:sz w:val="24"/>
           <w:szCs w:val="24"/>
         </w:rPr>
-        <w:t xml:space="preserve">Este documento apresenta os requisitos de usuário do sistema de Validação de Checklists Clínicos, e está organizado da seguinte forma: A seção 2 tem uma breve descrição do propósito do sistema; a seção 3 apresenta a descrição do minimundo apresentando o problema; e a seção 4 apresenta as listas de requisitos de usuário levantados junto </w:t>
-      </w:r>
-      <w:proofErr w:type="spellStart"/>
+        <w:t xml:space="preserve">Este documento apresenta os requisitos de usuário do sistema de Validação de Checklists Clínicos, e está organizado da seguinte forma: A seção 2 tem uma breve descrição do propósito do sistema; a seção 3 apresenta a descrição do minimundo apresentando o </w:t>
+      </w:r>
       <w:r>
         <w:rPr>
           <w:rStyle w:val="Forte"/>
@@ -466,9 +582,8 @@
           <w:sz w:val="24"/>
           <w:szCs w:val="24"/>
         </w:rPr>
-        <w:t>o</w:t>
-      </w:r>
-      <w:proofErr w:type="spellEnd"/>
+        <w:t>problema; a</w:t>
+      </w:r>
       <w:r>
         <w:rPr>
           <w:rStyle w:val="Forte"/>
@@ -478,7 +593,40 @@
           <w:sz w:val="24"/>
           <w:szCs w:val="24"/>
         </w:rPr>
-        <w:t xml:space="preserve"> cliente.</w:t>
+        <w:t xml:space="preserve"> seção 4 apresenta as listas de requisitos de usuário levantados junto </w:t>
+      </w:r>
+      <w:r>
+        <w:rPr>
+          <w:rStyle w:val="Forte"/>
+          <w:rFonts w:ascii="Arial" w:hAnsi="Arial" w:cs="Arial"/>
+          <w:b w:val="0"/>
+          <w:bCs w:val="0"/>
+          <w:sz w:val="24"/>
+          <w:szCs w:val="24"/>
+        </w:rPr>
+        <w:t>ao</w:t>
+      </w:r>
+      <w:r>
+        <w:rPr>
+          <w:rStyle w:val="Forte"/>
+          <w:rFonts w:ascii="Arial" w:hAnsi="Arial" w:cs="Arial"/>
+          <w:b w:val="0"/>
+          <w:bCs w:val="0"/>
+          <w:sz w:val="24"/>
+          <w:szCs w:val="24"/>
+        </w:rPr>
+        <w:t xml:space="preserve"> cliente</w:t>
+      </w:r>
+      <w:r>
+        <w:rPr>
+          <w:rStyle w:val="Forte"/>
+          <w:rFonts w:ascii="Arial" w:hAnsi="Arial" w:cs="Arial"/>
+          <w:b w:val="0"/>
+          <w:bCs w:val="0"/>
+          <w:sz w:val="24"/>
+          <w:szCs w:val="24"/>
+        </w:rPr>
+        <w:t>; e a seção 5 da breve explicação de como o sistema web funcionará.</w:t>
       </w:r>
     </w:p>
     <w:p>
@@ -522,6 +670,18 @@
     </w:p>
     <w:p>
       <w:pPr>
+        <w:pStyle w:val="PargrafodaLista"/>
+        <w:jc w:val="both"/>
+        <w:rPr>
+          <w:rStyle w:val="Forte"/>
+          <w:rFonts w:ascii="Arial" w:hAnsi="Arial" w:cs="Arial"/>
+          <w:sz w:val="24"/>
+          <w:szCs w:val="24"/>
+        </w:rPr>
+      </w:pPr>
+    </w:p>
+    <w:p>
+      <w:pPr>
         <w:ind w:left="360" w:firstLine="708"/>
         <w:jc w:val="both"/>
         <w:rPr>
@@ -660,6 +820,18 @@
         </w:rPr>
         <w:t xml:space="preserve"> Descrição do Minimundo</w:t>
       </w:r>
+    </w:p>
+    <w:p>
+      <w:pPr>
+        <w:pStyle w:val="PargrafodaLista"/>
+        <w:jc w:val="both"/>
+        <w:rPr>
+          <w:rStyle w:val="Forte"/>
+          <w:rFonts w:ascii="Arial" w:hAnsi="Arial" w:cs="Arial"/>
+          <w:sz w:val="24"/>
+          <w:szCs w:val="24"/>
+        </w:rPr>
+      </w:pPr>
     </w:p>
     <w:tbl>
       <w:tblPr>
@@ -772,6 +944,7 @@
                 <w:sz w:val="24"/>
                 <w:szCs w:val="24"/>
               </w:rPr>
+              <w:lastRenderedPageBreak/>
               <w:t xml:space="preserve">  </w:t>
             </w:r>
             <w:r>
@@ -963,19 +1136,7 @@
                 <w:sz w:val="24"/>
                 <w:szCs w:val="24"/>
               </w:rPr>
-              <w:t xml:space="preserve">confirmatórios para síndrome, </w:t>
-            </w:r>
-            <w:r>
-              <w:rPr>
-                <w:rStyle w:val="Forte"/>
-                <w:rFonts w:ascii="Arial" w:hAnsi="Arial" w:cs="Arial"/>
-                <w:b w:val="0"/>
-                <w:bCs w:val="0"/>
-                <w:sz w:val="24"/>
-                <w:szCs w:val="24"/>
-              </w:rPr>
-              <w:lastRenderedPageBreak/>
-              <w:t xml:space="preserve">porém são caros e de acesso limitado </w:t>
+              <w:t xml:space="preserve">confirmatórios para síndrome, porém são caros e de acesso limitado </w:t>
             </w:r>
             <w:r>
               <w:rPr>
@@ -1356,14 +1517,13 @@
     <w:tbl>
       <w:tblPr>
         <w:tblStyle w:val="TabeladeGrade1Clara"/>
-        <w:tblW w:w="11057" w:type="dxa"/>
+        <w:tblW w:w="9654" w:type="dxa"/>
         <w:tblInd w:w="-1281" w:type="dxa"/>
         <w:tblLook w:val="04A0" w:firstRow="1" w:lastRow="0" w:firstColumn="1" w:lastColumn="0" w:noHBand="0" w:noVBand="1"/>
       </w:tblPr>
       <w:tblGrid>
         <w:gridCol w:w="1700"/>
         <w:gridCol w:w="7954"/>
-        <w:gridCol w:w="1403"/>
       </w:tblGrid>
       <w:tr>
         <w:trPr>
@@ -1395,6 +1555,7 @@
                 <w:sz w:val="24"/>
                 <w:szCs w:val="24"/>
               </w:rPr>
+              <w:lastRenderedPageBreak/>
               <w:t xml:space="preserve">Identificador </w:t>
             </w:r>
           </w:p>
@@ -1429,36 +1590,6 @@
             </w:r>
           </w:p>
         </w:tc>
-        <w:tc>
-          <w:tcPr>
-            <w:tcW w:w="1403" w:type="dxa"/>
-          </w:tcPr>
-          <w:p>
-            <w:pPr>
-              <w:jc w:val="both"/>
-              <w:cnfStyle w:val="100000000000" w:firstRow="1" w:lastRow="0" w:firstColumn="0" w:lastColumn="0" w:oddVBand="0" w:evenVBand="0" w:oddHBand="0" w:evenHBand="0" w:firstRowFirstColumn="0" w:firstRowLastColumn="0" w:lastRowFirstColumn="0" w:lastRowLastColumn="0"/>
-              <w:rPr>
-                <w:rStyle w:val="Forte"/>
-                <w:rFonts w:ascii="Arial" w:hAnsi="Arial" w:cs="Arial"/>
-                <w:b/>
-                <w:bCs/>
-                <w:sz w:val="24"/>
-                <w:szCs w:val="24"/>
-              </w:rPr>
-            </w:pPr>
-            <w:r>
-              <w:rPr>
-                <w:rStyle w:val="Forte"/>
-                <w:rFonts w:ascii="Arial" w:hAnsi="Arial" w:cs="Arial"/>
-                <w:b/>
-                <w:bCs/>
-                <w:sz w:val="24"/>
-                <w:szCs w:val="24"/>
-              </w:rPr>
-              <w:t>Prioridade</w:t>
-            </w:r>
-          </w:p>
-        </w:tc>
       </w:tr>
       <w:tr>
         <w:tc>
@@ -1517,23 +1648,6 @@
             </w:r>
           </w:p>
         </w:tc>
-        <w:tc>
-          <w:tcPr>
-            <w:tcW w:w="1403" w:type="dxa"/>
-          </w:tcPr>
-          <w:p>
-            <w:pPr>
-              <w:jc w:val="both"/>
-              <w:cnfStyle w:val="000000000000" w:firstRow="0" w:lastRow="0" w:firstColumn="0" w:lastColumn="0" w:oddVBand="0" w:evenVBand="0" w:oddHBand="0" w:evenHBand="0" w:firstRowFirstColumn="0" w:firstRowLastColumn="0" w:lastRowFirstColumn="0" w:lastRowLastColumn="0"/>
-              <w:rPr>
-                <w:rStyle w:val="Forte"/>
-                <w:rFonts w:ascii="Arial" w:hAnsi="Arial" w:cs="Arial"/>
-                <w:sz w:val="24"/>
-                <w:szCs w:val="24"/>
-              </w:rPr>
-            </w:pPr>
-          </w:p>
-        </w:tc>
       </w:tr>
       <w:tr>
         <w:tc>
@@ -1558,7 +1672,16 @@
                 <w:sz w:val="24"/>
                 <w:szCs w:val="24"/>
               </w:rPr>
-              <w:t>RF02</w:t>
+              <w:t>RF0</w:t>
+            </w:r>
+            <w:r>
+              <w:rPr>
+                <w:rStyle w:val="Forte"/>
+                <w:rFonts w:ascii="Arial" w:hAnsi="Arial" w:cs="Arial"/>
+                <w:sz w:val="24"/>
+                <w:szCs w:val="24"/>
+              </w:rPr>
+              <w:t>2</w:t>
             </w:r>
           </w:p>
         </w:tc>
@@ -1588,25 +1711,8 @@
                 <w:sz w:val="24"/>
                 <w:szCs w:val="24"/>
               </w:rPr>
-              <w:t>O nome de usuário e senha do administrador deve implementado junto com o banco de dados.</w:t>
-            </w:r>
-          </w:p>
-        </w:tc>
-        <w:tc>
-          <w:tcPr>
-            <w:tcW w:w="1403" w:type="dxa"/>
-          </w:tcPr>
-          <w:p>
-            <w:pPr>
-              <w:jc w:val="both"/>
-              <w:cnfStyle w:val="000000000000" w:firstRow="0" w:lastRow="0" w:firstColumn="0" w:lastColumn="0" w:oddVBand="0" w:evenVBand="0" w:oddHBand="0" w:evenHBand="0" w:firstRowFirstColumn="0" w:firstRowLastColumn="0" w:lastRowFirstColumn="0" w:lastRowLastColumn="0"/>
-              <w:rPr>
-                <w:rStyle w:val="Forte"/>
-                <w:rFonts w:ascii="Arial" w:hAnsi="Arial" w:cs="Arial"/>
-                <w:sz w:val="24"/>
-                <w:szCs w:val="24"/>
-              </w:rPr>
-            </w:pPr>
+              <w:t>O sistema deve permitir que o administrador altere seu nome de usuário e senha, mediante a confirmação da senha atual e validação do padrão exigido.</w:t>
+            </w:r>
           </w:p>
         </w:tc>
       </w:tr>
@@ -1633,7 +1739,6 @@
                 <w:sz w:val="24"/>
                 <w:szCs w:val="24"/>
               </w:rPr>
-              <w:lastRenderedPageBreak/>
               <w:t>RF0</w:t>
             </w:r>
             <w:r>
@@ -1673,25 +1778,8 @@
                 <w:sz w:val="24"/>
                 <w:szCs w:val="24"/>
               </w:rPr>
-              <w:t>O sistema deve permitir que o administrador altere seu nome de usuário e senha, mediante a confirmação da senha atual e validação do padrão exigido.</w:t>
-            </w:r>
-          </w:p>
-        </w:tc>
-        <w:tc>
-          <w:tcPr>
-            <w:tcW w:w="1403" w:type="dxa"/>
-          </w:tcPr>
-          <w:p>
-            <w:pPr>
-              <w:jc w:val="both"/>
-              <w:cnfStyle w:val="000000000000" w:firstRow="0" w:lastRow="0" w:firstColumn="0" w:lastColumn="0" w:oddVBand="0" w:evenVBand="0" w:oddHBand="0" w:evenHBand="0" w:firstRowFirstColumn="0" w:firstRowLastColumn="0" w:lastRowFirstColumn="0" w:lastRowLastColumn="0"/>
-              <w:rPr>
-                <w:rStyle w:val="Forte"/>
-                <w:rFonts w:ascii="Arial" w:hAnsi="Arial" w:cs="Arial"/>
-                <w:sz w:val="24"/>
-                <w:szCs w:val="24"/>
-              </w:rPr>
-            </w:pPr>
+              <w:t>O sistema deve permitir que o administrador crie usuários de saúde, informando, CPF, e-mail, telefone, profissão e unidade</w:t>
+            </w:r>
           </w:p>
         </w:tc>
       </w:tr>
@@ -1757,25 +1845,8 @@
                 <w:sz w:val="24"/>
                 <w:szCs w:val="24"/>
               </w:rPr>
-              <w:t>O sistema deve permitir que o administrador crie usuários de saúde, informando, CPF, e-mail, telefone, profissão e unidade</w:t>
-            </w:r>
-          </w:p>
-        </w:tc>
-        <w:tc>
-          <w:tcPr>
-            <w:tcW w:w="1403" w:type="dxa"/>
-          </w:tcPr>
-          <w:p>
-            <w:pPr>
-              <w:jc w:val="both"/>
-              <w:cnfStyle w:val="000000000000" w:firstRow="0" w:lastRow="0" w:firstColumn="0" w:lastColumn="0" w:oddVBand="0" w:evenVBand="0" w:oddHBand="0" w:evenHBand="0" w:firstRowFirstColumn="0" w:firstRowLastColumn="0" w:lastRowFirstColumn="0" w:lastRowLastColumn="0"/>
-              <w:rPr>
-                <w:rStyle w:val="Forte"/>
-                <w:rFonts w:ascii="Arial" w:hAnsi="Arial" w:cs="Arial"/>
-                <w:sz w:val="24"/>
-                <w:szCs w:val="24"/>
-              </w:rPr>
-            </w:pPr>
+              <w:t xml:space="preserve">O sistema deve permitir que o administrador visualize, crie, edite e exclua qualquer informação cadastrada. </w:t>
+            </w:r>
           </w:p>
         </w:tc>
       </w:tr>
@@ -1841,25 +1912,8 @@
                 <w:sz w:val="24"/>
                 <w:szCs w:val="24"/>
               </w:rPr>
-              <w:t>O sistema deve validar se senha do novo usuário de saúde segue o padrão exigido.</w:t>
-            </w:r>
-          </w:p>
-        </w:tc>
-        <w:tc>
-          <w:tcPr>
-            <w:tcW w:w="1403" w:type="dxa"/>
-          </w:tcPr>
-          <w:p>
-            <w:pPr>
-              <w:jc w:val="both"/>
-              <w:cnfStyle w:val="000000000000" w:firstRow="0" w:lastRow="0" w:firstColumn="0" w:lastColumn="0" w:oddVBand="0" w:evenVBand="0" w:oddHBand="0" w:evenHBand="0" w:firstRowFirstColumn="0" w:firstRowLastColumn="0" w:lastRowFirstColumn="0" w:lastRowLastColumn="0"/>
-              <w:rPr>
-                <w:rStyle w:val="Forte"/>
-                <w:rFonts w:ascii="Arial" w:hAnsi="Arial" w:cs="Arial"/>
-                <w:sz w:val="24"/>
-                <w:szCs w:val="24"/>
-              </w:rPr>
-            </w:pPr>
+              <w:t>O sistema deve permitir que o usuário faça o login com nome de usuário e senha.</w:t>
+            </w:r>
           </w:p>
         </w:tc>
       </w:tr>
@@ -1925,25 +1979,8 @@
                 <w:sz w:val="24"/>
                 <w:szCs w:val="24"/>
               </w:rPr>
-              <w:t xml:space="preserve">O sistema deve permitir que o administrador visualize, crie, edite e exclua qualquer informação cadastrada. </w:t>
-            </w:r>
-          </w:p>
-        </w:tc>
-        <w:tc>
-          <w:tcPr>
-            <w:tcW w:w="1403" w:type="dxa"/>
-          </w:tcPr>
-          <w:p>
-            <w:pPr>
-              <w:jc w:val="both"/>
-              <w:cnfStyle w:val="000000000000" w:firstRow="0" w:lastRow="0" w:firstColumn="0" w:lastColumn="0" w:oddVBand="0" w:evenVBand="0" w:oddHBand="0" w:evenHBand="0" w:firstRowFirstColumn="0" w:firstRowLastColumn="0" w:lastRowFirstColumn="0" w:lastRowLastColumn="0"/>
-              <w:rPr>
-                <w:rStyle w:val="Forte"/>
-                <w:rFonts w:ascii="Arial" w:hAnsi="Arial" w:cs="Arial"/>
-                <w:sz w:val="24"/>
-                <w:szCs w:val="24"/>
-              </w:rPr>
-            </w:pPr>
+              <w:t>O sistema deve permitir que o usuário altere seu email, telefone, senha e unidade mediante a confirmação da senha.</w:t>
+            </w:r>
           </w:p>
         </w:tc>
       </w:tr>
@@ -2009,25 +2046,8 @@
                 <w:sz w:val="24"/>
                 <w:szCs w:val="24"/>
               </w:rPr>
-              <w:t>O sistema deve permitir que o usuário faça o login com nome de usuário e senha.</w:t>
-            </w:r>
-          </w:p>
-        </w:tc>
-        <w:tc>
-          <w:tcPr>
-            <w:tcW w:w="1403" w:type="dxa"/>
-          </w:tcPr>
-          <w:p>
-            <w:pPr>
-              <w:jc w:val="both"/>
-              <w:cnfStyle w:val="000000000000" w:firstRow="0" w:lastRow="0" w:firstColumn="0" w:lastColumn="0" w:oddVBand="0" w:evenVBand="0" w:oddHBand="0" w:evenHBand="0" w:firstRowFirstColumn="0" w:firstRowLastColumn="0" w:lastRowFirstColumn="0" w:lastRowLastColumn="0"/>
-              <w:rPr>
-                <w:rStyle w:val="Forte"/>
-                <w:rFonts w:ascii="Arial" w:hAnsi="Arial" w:cs="Arial"/>
-                <w:sz w:val="24"/>
-                <w:szCs w:val="24"/>
-              </w:rPr>
-            </w:pPr>
+              <w:t>O sistema deve permitir que o usuário seja capaz de cadastrar um paciente, inserindo seu nome, CPF/ou RG, sexo e data de nascimento.</w:t>
+            </w:r>
           </w:p>
         </w:tc>
       </w:tr>
@@ -2054,16 +2074,16 @@
                 <w:sz w:val="24"/>
                 <w:szCs w:val="24"/>
               </w:rPr>
-              <w:t>RF0</w:t>
-            </w:r>
-            <w:r>
-              <w:rPr>
-                <w:rStyle w:val="Forte"/>
-                <w:rFonts w:ascii="Arial" w:hAnsi="Arial" w:cs="Arial"/>
-                <w:sz w:val="24"/>
-                <w:szCs w:val="24"/>
-              </w:rPr>
-              <w:t>8</w:t>
+              <w:t>RF</w:t>
+            </w:r>
+            <w:r>
+              <w:rPr>
+                <w:rStyle w:val="Forte"/>
+                <w:rFonts w:ascii="Arial" w:hAnsi="Arial" w:cs="Arial"/>
+                <w:sz w:val="24"/>
+                <w:szCs w:val="24"/>
+              </w:rPr>
+              <w:t>08</w:t>
             </w:r>
           </w:p>
         </w:tc>
@@ -2093,25 +2113,8 @@
                 <w:sz w:val="24"/>
                 <w:szCs w:val="24"/>
               </w:rPr>
-              <w:t>O sistema deve permitir que o usuário altere seu email, telefone, senha e unidade mediante a confirmação da senha.</w:t>
-            </w:r>
-          </w:p>
-        </w:tc>
-        <w:tc>
-          <w:tcPr>
-            <w:tcW w:w="1403" w:type="dxa"/>
-          </w:tcPr>
-          <w:p>
-            <w:pPr>
-              <w:jc w:val="both"/>
-              <w:cnfStyle w:val="000000000000" w:firstRow="0" w:lastRow="0" w:firstColumn="0" w:lastColumn="0" w:oddVBand="0" w:evenVBand="0" w:oddHBand="0" w:evenHBand="0" w:firstRowFirstColumn="0" w:firstRowLastColumn="0" w:lastRowFirstColumn="0" w:lastRowLastColumn="0"/>
-              <w:rPr>
-                <w:rStyle w:val="Forte"/>
-                <w:rFonts w:ascii="Arial" w:hAnsi="Arial" w:cs="Arial"/>
-                <w:sz w:val="24"/>
-                <w:szCs w:val="24"/>
-              </w:rPr>
-            </w:pPr>
+              <w:t>O sistema deve permitir que o usuário cadastre responsáveis, inserindo seu nome, CPF, email, telefone e grau de parentesco.</w:t>
+            </w:r>
           </w:p>
         </w:tc>
       </w:tr>
@@ -2138,16 +2141,16 @@
                 <w:sz w:val="24"/>
                 <w:szCs w:val="24"/>
               </w:rPr>
-              <w:t>RF0</w:t>
-            </w:r>
-            <w:r>
-              <w:rPr>
-                <w:rStyle w:val="Forte"/>
-                <w:rFonts w:ascii="Arial" w:hAnsi="Arial" w:cs="Arial"/>
-                <w:sz w:val="24"/>
-                <w:szCs w:val="24"/>
-              </w:rPr>
-              <w:t>9</w:t>
+              <w:t>RF</w:t>
+            </w:r>
+            <w:r>
+              <w:rPr>
+                <w:rStyle w:val="Forte"/>
+                <w:rFonts w:ascii="Arial" w:hAnsi="Arial" w:cs="Arial"/>
+                <w:sz w:val="24"/>
+                <w:szCs w:val="24"/>
+              </w:rPr>
+              <w:t>09</w:t>
             </w:r>
           </w:p>
         </w:tc>
@@ -2177,25 +2180,8 @@
                 <w:sz w:val="24"/>
                 <w:szCs w:val="24"/>
               </w:rPr>
-              <w:t>O sistema deve permitir que o usuário seja capaz de cadastrar um paciente, inserindo seu nome, CPF/ou RG, sexo e data de nascimento.</w:t>
-            </w:r>
-          </w:p>
-        </w:tc>
-        <w:tc>
-          <w:tcPr>
-            <w:tcW w:w="1403" w:type="dxa"/>
-          </w:tcPr>
-          <w:p>
-            <w:pPr>
-              <w:jc w:val="both"/>
-              <w:cnfStyle w:val="000000000000" w:firstRow="0" w:lastRow="0" w:firstColumn="0" w:lastColumn="0" w:oddVBand="0" w:evenVBand="0" w:oddHBand="0" w:evenHBand="0" w:firstRowFirstColumn="0" w:firstRowLastColumn="0" w:lastRowFirstColumn="0" w:lastRowLastColumn="0"/>
-              <w:rPr>
-                <w:rStyle w:val="Forte"/>
-                <w:rFonts w:ascii="Arial" w:hAnsi="Arial" w:cs="Arial"/>
-                <w:sz w:val="24"/>
-                <w:szCs w:val="24"/>
-              </w:rPr>
-            </w:pPr>
+              <w:t>O sistema deve permitir que pacientes diferentes tenham o mesmo responsável.</w:t>
+            </w:r>
           </w:p>
         </w:tc>
       </w:tr>
@@ -2222,16 +2208,16 @@
                 <w:sz w:val="24"/>
                 <w:szCs w:val="24"/>
               </w:rPr>
-              <w:t>RF</w:t>
-            </w:r>
-            <w:r>
-              <w:rPr>
-                <w:rStyle w:val="Forte"/>
-                <w:rFonts w:ascii="Arial" w:hAnsi="Arial" w:cs="Arial"/>
-                <w:sz w:val="24"/>
-                <w:szCs w:val="24"/>
-              </w:rPr>
-              <w:t>10</w:t>
+              <w:t>RF1</w:t>
+            </w:r>
+            <w:r>
+              <w:rPr>
+                <w:rStyle w:val="Forte"/>
+                <w:rFonts w:ascii="Arial" w:hAnsi="Arial" w:cs="Arial"/>
+                <w:sz w:val="24"/>
+                <w:szCs w:val="24"/>
+              </w:rPr>
+              <w:t>0</w:t>
             </w:r>
           </w:p>
         </w:tc>
@@ -2261,25 +2247,8 @@
                 <w:sz w:val="24"/>
                 <w:szCs w:val="24"/>
               </w:rPr>
-              <w:t>O sistema deve permitir que o usuário cadastre responsáveis, inserindo seu nome, CPF, email, telefone e grau de parentesco.</w:t>
-            </w:r>
-          </w:p>
-        </w:tc>
-        <w:tc>
-          <w:tcPr>
-            <w:tcW w:w="1403" w:type="dxa"/>
-          </w:tcPr>
-          <w:p>
-            <w:pPr>
-              <w:jc w:val="both"/>
-              <w:cnfStyle w:val="000000000000" w:firstRow="0" w:lastRow="0" w:firstColumn="0" w:lastColumn="0" w:oddVBand="0" w:evenVBand="0" w:oddHBand="0" w:evenHBand="0" w:firstRowFirstColumn="0" w:firstRowLastColumn="0" w:lastRowFirstColumn="0" w:lastRowLastColumn="0"/>
-              <w:rPr>
-                <w:rStyle w:val="Forte"/>
-                <w:rFonts w:ascii="Arial" w:hAnsi="Arial" w:cs="Arial"/>
-                <w:sz w:val="24"/>
-                <w:szCs w:val="24"/>
-              </w:rPr>
-            </w:pPr>
+              <w:t>O sistema deve permitir que o usuário preencha o formulário do checklist de triagem para pacientes cadastrados.</w:t>
+            </w:r>
           </w:p>
         </w:tc>
       </w:tr>
@@ -2306,16 +2275,16 @@
                 <w:sz w:val="24"/>
                 <w:szCs w:val="24"/>
               </w:rPr>
-              <w:t>RF</w:t>
-            </w:r>
-            <w:r>
-              <w:rPr>
-                <w:rStyle w:val="Forte"/>
-                <w:rFonts w:ascii="Arial" w:hAnsi="Arial" w:cs="Arial"/>
-                <w:sz w:val="24"/>
-                <w:szCs w:val="24"/>
-              </w:rPr>
-              <w:t>11</w:t>
+              <w:t>RF1</w:t>
+            </w:r>
+            <w:r>
+              <w:rPr>
+                <w:rStyle w:val="Forte"/>
+                <w:rFonts w:ascii="Arial" w:hAnsi="Arial" w:cs="Arial"/>
+                <w:sz w:val="24"/>
+                <w:szCs w:val="24"/>
+              </w:rPr>
+              <w:t>1</w:t>
             </w:r>
           </w:p>
         </w:tc>
@@ -2345,526 +2314,8 @@
                 <w:sz w:val="24"/>
                 <w:szCs w:val="24"/>
               </w:rPr>
-              <w:t>O sistema deve permitir que pacientes diferentes tenham o mesmo responsável.</w:t>
-            </w:r>
-          </w:p>
-        </w:tc>
-        <w:tc>
-          <w:tcPr>
-            <w:tcW w:w="1403" w:type="dxa"/>
-          </w:tcPr>
-          <w:p>
-            <w:pPr>
-              <w:jc w:val="both"/>
-              <w:cnfStyle w:val="000000000000" w:firstRow="0" w:lastRow="0" w:firstColumn="0" w:lastColumn="0" w:oddVBand="0" w:evenVBand="0" w:oddHBand="0" w:evenHBand="0" w:firstRowFirstColumn="0" w:firstRowLastColumn="0" w:lastRowFirstColumn="0" w:lastRowLastColumn="0"/>
-              <w:rPr>
-                <w:rStyle w:val="Forte"/>
-                <w:rFonts w:ascii="Arial" w:hAnsi="Arial" w:cs="Arial"/>
-                <w:sz w:val="24"/>
-                <w:szCs w:val="24"/>
-              </w:rPr>
-            </w:pPr>
-          </w:p>
-        </w:tc>
-      </w:tr>
-      <w:tr>
-        <w:tc>
-          <w:tcPr>
-            <w:cnfStyle w:val="001000000000" w:firstRow="0" w:lastRow="0" w:firstColumn="1" w:lastColumn="0" w:oddVBand="0" w:evenVBand="0" w:oddHBand="0" w:evenHBand="0" w:firstRowFirstColumn="0" w:firstRowLastColumn="0" w:lastRowFirstColumn="0" w:lastRowLastColumn="0"/>
-            <w:tcW w:w="1700" w:type="dxa"/>
-          </w:tcPr>
-          <w:p>
-            <w:pPr>
-              <w:jc w:val="both"/>
-              <w:rPr>
-                <w:rStyle w:val="Forte"/>
-                <w:rFonts w:ascii="Arial" w:hAnsi="Arial" w:cs="Arial"/>
-                <w:sz w:val="24"/>
-                <w:szCs w:val="24"/>
-              </w:rPr>
-            </w:pPr>
-            <w:r>
-              <w:rPr>
-                <w:rStyle w:val="Forte"/>
-                <w:rFonts w:ascii="Arial" w:hAnsi="Arial" w:cs="Arial"/>
-                <w:sz w:val="24"/>
-                <w:szCs w:val="24"/>
-              </w:rPr>
-              <w:t>RF</w:t>
-            </w:r>
-            <w:r>
-              <w:rPr>
-                <w:rStyle w:val="Forte"/>
-                <w:rFonts w:ascii="Arial" w:hAnsi="Arial" w:cs="Arial"/>
-                <w:sz w:val="24"/>
-                <w:szCs w:val="24"/>
-              </w:rPr>
-              <w:t>12</w:t>
-            </w:r>
-          </w:p>
-        </w:tc>
-        <w:tc>
-          <w:tcPr>
-            <w:tcW w:w="7954" w:type="dxa"/>
-          </w:tcPr>
-          <w:p>
-            <w:pPr>
-              <w:jc w:val="both"/>
-              <w:cnfStyle w:val="000000000000" w:firstRow="0" w:lastRow="0" w:firstColumn="0" w:lastColumn="0" w:oddVBand="0" w:evenVBand="0" w:oddHBand="0" w:evenHBand="0" w:firstRowFirstColumn="0" w:firstRowLastColumn="0" w:lastRowFirstColumn="0" w:lastRowLastColumn="0"/>
-              <w:rPr>
-                <w:rStyle w:val="Forte"/>
-                <w:rFonts w:ascii="Arial" w:hAnsi="Arial" w:cs="Arial"/>
-                <w:b w:val="0"/>
-                <w:bCs w:val="0"/>
-                <w:sz w:val="24"/>
-                <w:szCs w:val="24"/>
-              </w:rPr>
-            </w:pPr>
-            <w:r>
-              <w:rPr>
-                <w:rStyle w:val="Forte"/>
-                <w:rFonts w:ascii="Arial" w:hAnsi="Arial" w:cs="Arial"/>
-                <w:b w:val="0"/>
-                <w:bCs w:val="0"/>
-                <w:sz w:val="24"/>
-                <w:szCs w:val="24"/>
-              </w:rPr>
-              <w:t>O sistema deve permitir que o usuário preencha o formulário do checklist de triagem para pacientes cadastrados.</w:t>
-            </w:r>
-          </w:p>
-        </w:tc>
-        <w:tc>
-          <w:tcPr>
-            <w:tcW w:w="1403" w:type="dxa"/>
-          </w:tcPr>
-          <w:p>
-            <w:pPr>
-              <w:jc w:val="both"/>
-              <w:cnfStyle w:val="000000000000" w:firstRow="0" w:lastRow="0" w:firstColumn="0" w:lastColumn="0" w:oddVBand="0" w:evenVBand="0" w:oddHBand="0" w:evenHBand="0" w:firstRowFirstColumn="0" w:firstRowLastColumn="0" w:lastRowFirstColumn="0" w:lastRowLastColumn="0"/>
-              <w:rPr>
-                <w:rStyle w:val="Forte"/>
-                <w:rFonts w:ascii="Arial" w:hAnsi="Arial" w:cs="Arial"/>
-                <w:sz w:val="24"/>
-                <w:szCs w:val="24"/>
-              </w:rPr>
-            </w:pPr>
-          </w:p>
-        </w:tc>
-      </w:tr>
-      <w:tr>
-        <w:tc>
-          <w:tcPr>
-            <w:cnfStyle w:val="001000000000" w:firstRow="0" w:lastRow="0" w:firstColumn="1" w:lastColumn="0" w:oddVBand="0" w:evenVBand="0" w:oddHBand="0" w:evenHBand="0" w:firstRowFirstColumn="0" w:firstRowLastColumn="0" w:lastRowFirstColumn="0" w:lastRowLastColumn="0"/>
-            <w:tcW w:w="1700" w:type="dxa"/>
-          </w:tcPr>
-          <w:p>
-            <w:pPr>
-              <w:jc w:val="both"/>
-              <w:rPr>
-                <w:rStyle w:val="Forte"/>
-                <w:rFonts w:ascii="Arial" w:hAnsi="Arial" w:cs="Arial"/>
-                <w:sz w:val="24"/>
-                <w:szCs w:val="24"/>
-              </w:rPr>
-            </w:pPr>
-            <w:r>
-              <w:rPr>
-                <w:rStyle w:val="Forte"/>
-                <w:rFonts w:ascii="Arial" w:hAnsi="Arial" w:cs="Arial"/>
-                <w:sz w:val="24"/>
-                <w:szCs w:val="24"/>
-              </w:rPr>
-              <w:t>RF</w:t>
-            </w:r>
-            <w:r>
-              <w:rPr>
-                <w:rStyle w:val="Forte"/>
-                <w:rFonts w:ascii="Arial" w:hAnsi="Arial" w:cs="Arial"/>
-                <w:sz w:val="24"/>
-                <w:szCs w:val="24"/>
-              </w:rPr>
-              <w:t>13</w:t>
-            </w:r>
-          </w:p>
-        </w:tc>
-        <w:tc>
-          <w:tcPr>
-            <w:tcW w:w="7954" w:type="dxa"/>
-          </w:tcPr>
-          <w:p>
-            <w:pPr>
-              <w:jc w:val="both"/>
-              <w:cnfStyle w:val="000000000000" w:firstRow="0" w:lastRow="0" w:firstColumn="0" w:lastColumn="0" w:oddVBand="0" w:evenVBand="0" w:oddHBand="0" w:evenHBand="0" w:firstRowFirstColumn="0" w:firstRowLastColumn="0" w:lastRowFirstColumn="0" w:lastRowLastColumn="0"/>
-              <w:rPr>
-                <w:rStyle w:val="Forte"/>
-                <w:rFonts w:ascii="Arial" w:hAnsi="Arial" w:cs="Arial"/>
-                <w:b w:val="0"/>
-                <w:bCs w:val="0"/>
-                <w:sz w:val="24"/>
-                <w:szCs w:val="24"/>
-              </w:rPr>
-            </w:pPr>
-            <w:r>
-              <w:rPr>
-                <w:rStyle w:val="Forte"/>
-                <w:rFonts w:ascii="Arial" w:hAnsi="Arial" w:cs="Arial"/>
-                <w:b w:val="0"/>
-                <w:bCs w:val="0"/>
-                <w:sz w:val="24"/>
-                <w:szCs w:val="24"/>
-              </w:rPr>
               <w:t>O sistema deve permitir que o usuário, após o fechamento do formulário, altere informações.</w:t>
             </w:r>
-          </w:p>
-        </w:tc>
-        <w:tc>
-          <w:tcPr>
-            <w:tcW w:w="1403" w:type="dxa"/>
-          </w:tcPr>
-          <w:p>
-            <w:pPr>
-              <w:jc w:val="both"/>
-              <w:cnfStyle w:val="000000000000" w:firstRow="0" w:lastRow="0" w:firstColumn="0" w:lastColumn="0" w:oddVBand="0" w:evenVBand="0" w:oddHBand="0" w:evenHBand="0" w:firstRowFirstColumn="0" w:firstRowLastColumn="0" w:lastRowFirstColumn="0" w:lastRowLastColumn="0"/>
-              <w:rPr>
-                <w:rStyle w:val="Forte"/>
-                <w:rFonts w:ascii="Arial" w:hAnsi="Arial" w:cs="Arial"/>
-                <w:sz w:val="24"/>
-                <w:szCs w:val="24"/>
-              </w:rPr>
-            </w:pPr>
-          </w:p>
-        </w:tc>
-      </w:tr>
-      <w:tr>
-        <w:tc>
-          <w:tcPr>
-            <w:cnfStyle w:val="001000000000" w:firstRow="0" w:lastRow="0" w:firstColumn="1" w:lastColumn="0" w:oddVBand="0" w:evenVBand="0" w:oddHBand="0" w:evenHBand="0" w:firstRowFirstColumn="0" w:firstRowLastColumn="0" w:lastRowFirstColumn="0" w:lastRowLastColumn="0"/>
-            <w:tcW w:w="1700" w:type="dxa"/>
-          </w:tcPr>
-          <w:p>
-            <w:pPr>
-              <w:jc w:val="both"/>
-              <w:rPr>
-                <w:rStyle w:val="Forte"/>
-                <w:rFonts w:ascii="Arial" w:hAnsi="Arial" w:cs="Arial"/>
-                <w:sz w:val="24"/>
-                <w:szCs w:val="24"/>
-              </w:rPr>
-            </w:pPr>
-            <w:r>
-              <w:rPr>
-                <w:rStyle w:val="Forte"/>
-                <w:rFonts w:ascii="Arial" w:hAnsi="Arial" w:cs="Arial"/>
-                <w:sz w:val="24"/>
-                <w:szCs w:val="24"/>
-              </w:rPr>
-              <w:t>RF</w:t>
-            </w:r>
-            <w:r>
-              <w:rPr>
-                <w:rStyle w:val="Forte"/>
-                <w:rFonts w:ascii="Arial" w:hAnsi="Arial" w:cs="Arial"/>
-                <w:sz w:val="24"/>
-                <w:szCs w:val="24"/>
-              </w:rPr>
-              <w:t>14</w:t>
-            </w:r>
-          </w:p>
-        </w:tc>
-        <w:tc>
-          <w:tcPr>
-            <w:tcW w:w="7954" w:type="dxa"/>
-          </w:tcPr>
-          <w:p>
-            <w:pPr>
-              <w:jc w:val="both"/>
-              <w:cnfStyle w:val="000000000000" w:firstRow="0" w:lastRow="0" w:firstColumn="0" w:lastColumn="0" w:oddVBand="0" w:evenVBand="0" w:oddHBand="0" w:evenHBand="0" w:firstRowFirstColumn="0" w:firstRowLastColumn="0" w:lastRowFirstColumn="0" w:lastRowLastColumn="0"/>
-              <w:rPr>
-                <w:rStyle w:val="Forte"/>
-                <w:rFonts w:ascii="Arial" w:hAnsi="Arial" w:cs="Arial"/>
-                <w:b w:val="0"/>
-                <w:bCs w:val="0"/>
-                <w:sz w:val="24"/>
-                <w:szCs w:val="24"/>
-              </w:rPr>
-            </w:pPr>
-            <w:r>
-              <w:rPr>
-                <w:rStyle w:val="Forte"/>
-                <w:rFonts w:ascii="Arial" w:hAnsi="Arial" w:cs="Arial"/>
-                <w:b w:val="0"/>
-                <w:bCs w:val="0"/>
-                <w:sz w:val="24"/>
-                <w:szCs w:val="24"/>
-              </w:rPr>
-              <w:t xml:space="preserve">O sistema deve calcular o score do checklist com base nos sintomas da síndrome marcados no peso correspondente ao sexo do paciente, aplicando a fórmula: </w:t>
-            </w:r>
-            <w:r>
-              <w:rPr>
-                <w:rStyle w:val="Forte"/>
-                <w:rFonts w:ascii="Arial" w:hAnsi="Arial" w:cs="Arial"/>
-                <w:b w:val="0"/>
-                <w:bCs w:val="0"/>
-                <w:sz w:val="24"/>
-                <w:szCs w:val="24"/>
-              </w:rPr>
-              <w:t xml:space="preserve">Score = </w:t>
-            </w:r>
-            <w:r>
-              <w:rPr>
-                <w:rStyle w:val="Forte"/>
-                <w:rFonts w:ascii="Arial" w:hAnsi="Arial" w:cs="Arial"/>
-                <w:b w:val="0"/>
-                <w:bCs w:val="0"/>
-                <w:sz w:val="24"/>
-                <w:szCs w:val="24"/>
-              </w:rPr>
-              <w:sym w:font="Symbol" w:char="F053"/>
-            </w:r>
-            <w:r>
-              <w:rPr>
-                <w:rStyle w:val="Forte"/>
-                <w:rFonts w:ascii="Arial" w:hAnsi="Arial" w:cs="Arial"/>
-                <w:b w:val="0"/>
-                <w:bCs w:val="0"/>
-                <w:sz w:val="24"/>
-                <w:szCs w:val="24"/>
-              </w:rPr>
-              <w:t xml:space="preserve"> (</w:t>
-            </w:r>
-            <w:proofErr w:type="spellStart"/>
-            <w:r>
-              <w:rPr>
-                <w:rStyle w:val="Forte"/>
-                <w:rFonts w:ascii="Arial" w:hAnsi="Arial" w:cs="Arial"/>
-                <w:b w:val="0"/>
-                <w:bCs w:val="0"/>
-                <w:sz w:val="24"/>
-                <w:szCs w:val="24"/>
-              </w:rPr>
-              <w:t>Peso_j</w:t>
-            </w:r>
-            <w:proofErr w:type="spellEnd"/>
-            <w:r>
-              <w:rPr>
-                <w:rStyle w:val="Forte"/>
-                <w:rFonts w:ascii="Arial" w:hAnsi="Arial" w:cs="Arial"/>
-                <w:b w:val="0"/>
-                <w:bCs w:val="0"/>
-                <w:sz w:val="24"/>
-                <w:szCs w:val="24"/>
-              </w:rPr>
-              <w:t xml:space="preserve"> x </w:t>
-            </w:r>
-            <w:proofErr w:type="spellStart"/>
-            <w:r>
-              <w:rPr>
-                <w:rStyle w:val="Forte"/>
-                <w:rFonts w:ascii="Arial" w:hAnsi="Arial" w:cs="Arial"/>
-                <w:b w:val="0"/>
-                <w:bCs w:val="0"/>
-                <w:sz w:val="24"/>
-                <w:szCs w:val="24"/>
-              </w:rPr>
-              <w:t>x_ij</w:t>
-            </w:r>
-            <w:proofErr w:type="spellEnd"/>
-            <w:r>
-              <w:rPr>
-                <w:rStyle w:val="Forte"/>
-                <w:rFonts w:ascii="Arial" w:hAnsi="Arial" w:cs="Arial"/>
-                <w:b w:val="0"/>
-                <w:bCs w:val="0"/>
-                <w:sz w:val="24"/>
-                <w:szCs w:val="24"/>
-              </w:rPr>
-              <w:t>).</w:t>
-            </w:r>
-          </w:p>
-        </w:tc>
-        <w:tc>
-          <w:tcPr>
-            <w:tcW w:w="1403" w:type="dxa"/>
-          </w:tcPr>
-          <w:p>
-            <w:pPr>
-              <w:jc w:val="both"/>
-              <w:cnfStyle w:val="000000000000" w:firstRow="0" w:lastRow="0" w:firstColumn="0" w:lastColumn="0" w:oddVBand="0" w:evenVBand="0" w:oddHBand="0" w:evenHBand="0" w:firstRowFirstColumn="0" w:firstRowLastColumn="0" w:lastRowFirstColumn="0" w:lastRowLastColumn="0"/>
-              <w:rPr>
-                <w:rStyle w:val="Forte"/>
-                <w:rFonts w:ascii="Arial" w:hAnsi="Arial" w:cs="Arial"/>
-                <w:sz w:val="24"/>
-                <w:szCs w:val="24"/>
-              </w:rPr>
-            </w:pPr>
-          </w:p>
-        </w:tc>
-      </w:tr>
-      <w:tr>
-        <w:tc>
-          <w:tcPr>
-            <w:cnfStyle w:val="001000000000" w:firstRow="0" w:lastRow="0" w:firstColumn="1" w:lastColumn="0" w:oddVBand="0" w:evenVBand="0" w:oddHBand="0" w:evenHBand="0" w:firstRowFirstColumn="0" w:firstRowLastColumn="0" w:lastRowFirstColumn="0" w:lastRowLastColumn="0"/>
-            <w:tcW w:w="1700" w:type="dxa"/>
-          </w:tcPr>
-          <w:p>
-            <w:pPr>
-              <w:jc w:val="both"/>
-              <w:rPr>
-                <w:rStyle w:val="Forte"/>
-                <w:rFonts w:ascii="Arial" w:hAnsi="Arial" w:cs="Arial"/>
-                <w:sz w:val="24"/>
-                <w:szCs w:val="24"/>
-              </w:rPr>
-            </w:pPr>
-            <w:r>
-              <w:rPr>
-                <w:rStyle w:val="Forte"/>
-                <w:rFonts w:ascii="Arial" w:hAnsi="Arial" w:cs="Arial"/>
-                <w:sz w:val="24"/>
-                <w:szCs w:val="24"/>
-              </w:rPr>
-              <w:t>RF</w:t>
-            </w:r>
-            <w:r>
-              <w:rPr>
-                <w:rStyle w:val="Forte"/>
-                <w:rFonts w:ascii="Arial" w:hAnsi="Arial" w:cs="Arial"/>
-                <w:sz w:val="24"/>
-                <w:szCs w:val="24"/>
-              </w:rPr>
-              <w:t>15</w:t>
-            </w:r>
-          </w:p>
-        </w:tc>
-        <w:tc>
-          <w:tcPr>
-            <w:tcW w:w="7954" w:type="dxa"/>
-          </w:tcPr>
-          <w:p>
-            <w:pPr>
-              <w:jc w:val="both"/>
-              <w:cnfStyle w:val="000000000000" w:firstRow="0" w:lastRow="0" w:firstColumn="0" w:lastColumn="0" w:oddVBand="0" w:evenVBand="0" w:oddHBand="0" w:evenHBand="0" w:firstRowFirstColumn="0" w:firstRowLastColumn="0" w:lastRowFirstColumn="0" w:lastRowLastColumn="0"/>
-              <w:rPr>
-                <w:rStyle w:val="Forte"/>
-                <w:rFonts w:ascii="Arial" w:hAnsi="Arial" w:cs="Arial"/>
-                <w:b w:val="0"/>
-                <w:bCs w:val="0"/>
-                <w:sz w:val="24"/>
-                <w:szCs w:val="24"/>
-              </w:rPr>
-            </w:pPr>
-            <w:r>
-              <w:rPr>
-                <w:rStyle w:val="Forte"/>
-                <w:rFonts w:ascii="Arial" w:hAnsi="Arial" w:cs="Arial"/>
-                <w:b w:val="0"/>
-                <w:bCs w:val="0"/>
-                <w:sz w:val="24"/>
-                <w:szCs w:val="24"/>
-              </w:rPr>
-              <w:t>O sistema deve comparar o resultado do score com o limiar de corte (menino = 0,56; menina = 0,55), e emitir automaticamente um relatório com o resultado, informando se o paciente necessita ou não do teste genético.</w:t>
-            </w:r>
-          </w:p>
-        </w:tc>
-        <w:tc>
-          <w:tcPr>
-            <w:tcW w:w="1403" w:type="dxa"/>
-          </w:tcPr>
-          <w:p>
-            <w:pPr>
-              <w:jc w:val="both"/>
-              <w:cnfStyle w:val="000000000000" w:firstRow="0" w:lastRow="0" w:firstColumn="0" w:lastColumn="0" w:oddVBand="0" w:evenVBand="0" w:oddHBand="0" w:evenHBand="0" w:firstRowFirstColumn="0" w:firstRowLastColumn="0" w:lastRowFirstColumn="0" w:lastRowLastColumn="0"/>
-              <w:rPr>
-                <w:rStyle w:val="Forte"/>
-                <w:rFonts w:ascii="Arial" w:hAnsi="Arial" w:cs="Arial"/>
-                <w:sz w:val="24"/>
-                <w:szCs w:val="24"/>
-              </w:rPr>
-            </w:pPr>
-          </w:p>
-        </w:tc>
-      </w:tr>
-      <w:tr>
-        <w:tc>
-          <w:tcPr>
-            <w:cnfStyle w:val="001000000000" w:firstRow="0" w:lastRow="0" w:firstColumn="1" w:lastColumn="0" w:oddVBand="0" w:evenVBand="0" w:oddHBand="0" w:evenHBand="0" w:firstRowFirstColumn="0" w:firstRowLastColumn="0" w:lastRowFirstColumn="0" w:lastRowLastColumn="0"/>
-            <w:tcW w:w="1700" w:type="dxa"/>
-          </w:tcPr>
-          <w:p>
-            <w:pPr>
-              <w:jc w:val="both"/>
-              <w:rPr>
-                <w:rStyle w:val="Forte"/>
-                <w:rFonts w:ascii="Arial" w:hAnsi="Arial" w:cs="Arial"/>
-                <w:sz w:val="24"/>
-                <w:szCs w:val="24"/>
-              </w:rPr>
-            </w:pPr>
-            <w:r>
-              <w:rPr>
-                <w:rStyle w:val="Forte"/>
-                <w:rFonts w:ascii="Arial" w:hAnsi="Arial" w:cs="Arial"/>
-                <w:sz w:val="24"/>
-                <w:szCs w:val="24"/>
-              </w:rPr>
-              <w:t>RF</w:t>
-            </w:r>
-            <w:r>
-              <w:rPr>
-                <w:rStyle w:val="Forte"/>
-                <w:rFonts w:ascii="Arial" w:hAnsi="Arial" w:cs="Arial"/>
-                <w:sz w:val="24"/>
-                <w:szCs w:val="24"/>
-              </w:rPr>
-              <w:t>16</w:t>
-            </w:r>
-          </w:p>
-        </w:tc>
-        <w:tc>
-          <w:tcPr>
-            <w:tcW w:w="7954" w:type="dxa"/>
-          </w:tcPr>
-          <w:p>
-            <w:pPr>
-              <w:jc w:val="both"/>
-              <w:cnfStyle w:val="000000000000" w:firstRow="0" w:lastRow="0" w:firstColumn="0" w:lastColumn="0" w:oddVBand="0" w:evenVBand="0" w:oddHBand="0" w:evenHBand="0" w:firstRowFirstColumn="0" w:firstRowLastColumn="0" w:lastRowFirstColumn="0" w:lastRowLastColumn="0"/>
-              <w:rPr>
-                <w:rStyle w:val="Forte"/>
-                <w:rFonts w:ascii="Arial" w:hAnsi="Arial" w:cs="Arial"/>
-                <w:b w:val="0"/>
-                <w:bCs w:val="0"/>
-                <w:sz w:val="24"/>
-                <w:szCs w:val="24"/>
-              </w:rPr>
-            </w:pPr>
-            <w:r>
-              <w:rPr>
-                <w:rStyle w:val="Forte"/>
-                <w:rFonts w:ascii="Arial" w:hAnsi="Arial" w:cs="Arial"/>
-                <w:b w:val="0"/>
-                <w:bCs w:val="0"/>
-                <w:sz w:val="24"/>
-                <w:szCs w:val="24"/>
-              </w:rPr>
-              <w:t>O sistema deve registrar o status e data de preenchimento de cada formulário.</w:t>
-            </w:r>
-          </w:p>
-        </w:tc>
-        <w:tc>
-          <w:tcPr>
-            <w:tcW w:w="1403" w:type="dxa"/>
-          </w:tcPr>
-          <w:p>
-            <w:pPr>
-              <w:jc w:val="both"/>
-              <w:cnfStyle w:val="000000000000" w:firstRow="0" w:lastRow="0" w:firstColumn="0" w:lastColumn="0" w:oddVBand="0" w:evenVBand="0" w:oddHBand="0" w:evenHBand="0" w:firstRowFirstColumn="0" w:firstRowLastColumn="0" w:lastRowFirstColumn="0" w:lastRowLastColumn="0"/>
-              <w:rPr>
-                <w:rStyle w:val="Forte"/>
-                <w:rFonts w:ascii="Arial" w:hAnsi="Arial" w:cs="Arial"/>
-                <w:sz w:val="24"/>
-                <w:szCs w:val="24"/>
-              </w:rPr>
-            </w:pPr>
           </w:p>
         </w:tc>
       </w:tr>
@@ -2929,14 +2380,13 @@
     <w:tbl>
       <w:tblPr>
         <w:tblStyle w:val="TabeladeGrade1Clara"/>
-        <w:tblW w:w="10915" w:type="dxa"/>
+        <w:tblW w:w="9512" w:type="dxa"/>
         <w:tblInd w:w="-1213" w:type="dxa"/>
         <w:tblLook w:val="04A0" w:firstRow="1" w:lastRow="0" w:firstColumn="1" w:lastColumn="0" w:noHBand="0" w:noVBand="1"/>
       </w:tblPr>
       <w:tblGrid>
         <w:gridCol w:w="1774"/>
         <w:gridCol w:w="7738"/>
-        <w:gridCol w:w="1403"/>
       </w:tblGrid>
       <w:tr>
         <w:trPr>
@@ -3002,36 +2452,6 @@
             </w:r>
           </w:p>
         </w:tc>
-        <w:tc>
-          <w:tcPr>
-            <w:tcW w:w="1403" w:type="dxa"/>
-          </w:tcPr>
-          <w:p>
-            <w:pPr>
-              <w:jc w:val="both"/>
-              <w:cnfStyle w:val="100000000000" w:firstRow="1" w:lastRow="0" w:firstColumn="0" w:lastColumn="0" w:oddVBand="0" w:evenVBand="0" w:oddHBand="0" w:evenHBand="0" w:firstRowFirstColumn="0" w:firstRowLastColumn="0" w:lastRowFirstColumn="0" w:lastRowLastColumn="0"/>
-              <w:rPr>
-                <w:rStyle w:val="Forte"/>
-                <w:rFonts w:ascii="Arial" w:hAnsi="Arial" w:cs="Arial"/>
-                <w:b/>
-                <w:bCs/>
-                <w:sz w:val="24"/>
-                <w:szCs w:val="24"/>
-              </w:rPr>
-            </w:pPr>
-            <w:r>
-              <w:rPr>
-                <w:rStyle w:val="Forte"/>
-                <w:rFonts w:ascii="Arial" w:hAnsi="Arial" w:cs="Arial"/>
-                <w:b/>
-                <w:bCs/>
-                <w:sz w:val="24"/>
-                <w:szCs w:val="24"/>
-              </w:rPr>
-              <w:t>Prioridade</w:t>
-            </w:r>
-          </w:p>
-        </w:tc>
       </w:tr>
       <w:tr>
         <w:tc>
@@ -3114,23 +2534,6 @@
             </w:r>
           </w:p>
         </w:tc>
-        <w:tc>
-          <w:tcPr>
-            <w:tcW w:w="1403" w:type="dxa"/>
-          </w:tcPr>
-          <w:p>
-            <w:pPr>
-              <w:jc w:val="both"/>
-              <w:cnfStyle w:val="000000000000" w:firstRow="0" w:lastRow="0" w:firstColumn="0" w:lastColumn="0" w:oddVBand="0" w:evenVBand="0" w:oddHBand="0" w:evenHBand="0" w:firstRowFirstColumn="0" w:firstRowLastColumn="0" w:lastRowFirstColumn="0" w:lastRowLastColumn="0"/>
-              <w:rPr>
-                <w:rStyle w:val="Forte"/>
-                <w:rFonts w:ascii="Arial" w:hAnsi="Arial" w:cs="Arial"/>
-                <w:sz w:val="24"/>
-                <w:szCs w:val="24"/>
-              </w:rPr>
-            </w:pPr>
-          </w:p>
-        </w:tc>
       </w:tr>
       <w:tr>
         <w:tc>
@@ -3189,23 +2592,6 @@
             </w:r>
           </w:p>
         </w:tc>
-        <w:tc>
-          <w:tcPr>
-            <w:tcW w:w="1403" w:type="dxa"/>
-          </w:tcPr>
-          <w:p>
-            <w:pPr>
-              <w:jc w:val="both"/>
-              <w:cnfStyle w:val="000000000000" w:firstRow="0" w:lastRow="0" w:firstColumn="0" w:lastColumn="0" w:oddVBand="0" w:evenVBand="0" w:oddHBand="0" w:evenHBand="0" w:firstRowFirstColumn="0" w:firstRowLastColumn="0" w:lastRowFirstColumn="0" w:lastRowLastColumn="0"/>
-              <w:rPr>
-                <w:rStyle w:val="Forte"/>
-                <w:rFonts w:ascii="Arial" w:hAnsi="Arial" w:cs="Arial"/>
-                <w:sz w:val="24"/>
-                <w:szCs w:val="24"/>
-              </w:rPr>
-            </w:pPr>
-          </w:p>
-        </w:tc>
       </w:tr>
       <w:tr>
         <w:tc>
@@ -3264,23 +2650,6 @@
             </w:r>
           </w:p>
         </w:tc>
-        <w:tc>
-          <w:tcPr>
-            <w:tcW w:w="1403" w:type="dxa"/>
-          </w:tcPr>
-          <w:p>
-            <w:pPr>
-              <w:jc w:val="both"/>
-              <w:cnfStyle w:val="000000000000" w:firstRow="0" w:lastRow="0" w:firstColumn="0" w:lastColumn="0" w:oddVBand="0" w:evenVBand="0" w:oddHBand="0" w:evenHBand="0" w:firstRowFirstColumn="0" w:firstRowLastColumn="0" w:lastRowFirstColumn="0" w:lastRowLastColumn="0"/>
-              <w:rPr>
-                <w:rStyle w:val="Forte"/>
-                <w:rFonts w:ascii="Arial" w:hAnsi="Arial" w:cs="Arial"/>
-                <w:sz w:val="24"/>
-                <w:szCs w:val="24"/>
-              </w:rPr>
-            </w:pPr>
-          </w:p>
-        </w:tc>
       </w:tr>
       <w:tr>
         <w:tc>
@@ -3371,18 +2740,7 @@
                 <w:sz w:val="24"/>
                 <w:szCs w:val="24"/>
               </w:rPr>
-              <w:t>perfis</w:t>
-            </w:r>
-            <w:r>
-              <w:rPr>
-                <w:rStyle w:val="Forte"/>
-                <w:rFonts w:ascii="Arial" w:hAnsi="Arial" w:cs="Arial"/>
-                <w:b w:val="0"/>
-                <w:bCs w:val="0"/>
-                <w:sz w:val="24"/>
-                <w:szCs w:val="24"/>
-              </w:rPr>
-              <w:t>(</w:t>
+              <w:t>perfis(</w:t>
             </w:r>
             <w:proofErr w:type="gramEnd"/>
             <w:r>
@@ -3394,36 +2752,8 @@
                 <w:sz w:val="24"/>
                 <w:szCs w:val="24"/>
               </w:rPr>
-              <w:t>usuários de saúde, pacientes e responsáveis)</w:t>
-            </w:r>
-            <w:r>
-              <w:rPr>
-                <w:rStyle w:val="Forte"/>
-                <w:rFonts w:ascii="Arial" w:hAnsi="Arial" w:cs="Arial"/>
-                <w:b w:val="0"/>
-                <w:bCs w:val="0"/>
-                <w:sz w:val="24"/>
-                <w:szCs w:val="24"/>
-              </w:rPr>
-              <w:t>, formulários e relatórios.</w:t>
-            </w:r>
-          </w:p>
-        </w:tc>
-        <w:tc>
-          <w:tcPr>
-            <w:tcW w:w="1403" w:type="dxa"/>
-          </w:tcPr>
-          <w:p>
-            <w:pPr>
-              <w:jc w:val="both"/>
-              <w:cnfStyle w:val="000000000000" w:firstRow="0" w:lastRow="0" w:firstColumn="0" w:lastColumn="0" w:oddVBand="0" w:evenVBand="0" w:oddHBand="0" w:evenHBand="0" w:firstRowFirstColumn="0" w:firstRowLastColumn="0" w:lastRowFirstColumn="0" w:lastRowLastColumn="0"/>
-              <w:rPr>
-                <w:rStyle w:val="Forte"/>
-                <w:rFonts w:ascii="Arial" w:hAnsi="Arial" w:cs="Arial"/>
-                <w:sz w:val="24"/>
-                <w:szCs w:val="24"/>
-              </w:rPr>
-            </w:pPr>
+              <w:t>usuários de saúde, pacientes e responsáveis), formulários e relatórios.</w:t>
+            </w:r>
           </w:p>
         </w:tc>
       </w:tr>
@@ -3450,7 +2780,6 @@
                 <w:sz w:val="24"/>
                 <w:szCs w:val="24"/>
               </w:rPr>
-              <w:lastRenderedPageBreak/>
               <w:t>RNF05</w:t>
             </w:r>
           </w:p>
@@ -3483,23 +2812,6 @@
               </w:rPr>
               <w:t>O sistema deve garantir que um formulário esteja sempre associado a exatamente um usuário de saúde e paciente.</w:t>
             </w:r>
-          </w:p>
-        </w:tc>
-        <w:tc>
-          <w:tcPr>
-            <w:tcW w:w="1403" w:type="dxa"/>
-          </w:tcPr>
-          <w:p>
-            <w:pPr>
-              <w:jc w:val="both"/>
-              <w:cnfStyle w:val="000000000000" w:firstRow="0" w:lastRow="0" w:firstColumn="0" w:lastColumn="0" w:oddVBand="0" w:evenVBand="0" w:oddHBand="0" w:evenHBand="0" w:firstRowFirstColumn="0" w:firstRowLastColumn="0" w:lastRowFirstColumn="0" w:lastRowLastColumn="0"/>
-              <w:rPr>
-                <w:rStyle w:val="Forte"/>
-                <w:rFonts w:ascii="Arial" w:hAnsi="Arial" w:cs="Arial"/>
-                <w:sz w:val="24"/>
-                <w:szCs w:val="24"/>
-              </w:rPr>
-            </w:pPr>
           </w:p>
         </w:tc>
       </w:tr>
@@ -3560,9 +2872,37 @@
             </w:r>
           </w:p>
         </w:tc>
-        <w:tc>
-          <w:tcPr>
-            <w:tcW w:w="1403" w:type="dxa"/>
+      </w:tr>
+      <w:tr>
+        <w:tc>
+          <w:tcPr>
+            <w:cnfStyle w:val="001000000000" w:firstRow="0" w:lastRow="0" w:firstColumn="1" w:lastColumn="0" w:oddVBand="0" w:evenVBand="0" w:oddHBand="0" w:evenHBand="0" w:firstRowFirstColumn="0" w:firstRowLastColumn="0" w:lastRowFirstColumn="0" w:lastRowLastColumn="0"/>
+            <w:tcW w:w="1774" w:type="dxa"/>
+          </w:tcPr>
+          <w:p>
+            <w:pPr>
+              <w:jc w:val="both"/>
+              <w:rPr>
+                <w:rStyle w:val="Forte"/>
+                <w:rFonts w:ascii="Arial" w:hAnsi="Arial" w:cs="Arial"/>
+                <w:sz w:val="24"/>
+                <w:szCs w:val="24"/>
+              </w:rPr>
+            </w:pPr>
+            <w:r>
+              <w:rPr>
+                <w:rStyle w:val="Forte"/>
+                <w:rFonts w:ascii="Arial" w:hAnsi="Arial" w:cs="Arial"/>
+                <w:sz w:val="24"/>
+                <w:szCs w:val="24"/>
+              </w:rPr>
+              <w:t>RNF07</w:t>
+            </w:r>
+          </w:p>
+        </w:tc>
+        <w:tc>
+          <w:tcPr>
+            <w:tcW w:w="7738" w:type="dxa"/>
           </w:tcPr>
           <w:p>
             <w:pPr>
@@ -3571,10 +2911,487 @@
               <w:rPr>
                 <w:rStyle w:val="Forte"/>
                 <w:rFonts w:ascii="Arial" w:hAnsi="Arial" w:cs="Arial"/>
-                <w:sz w:val="24"/>
-                <w:szCs w:val="24"/>
-              </w:rPr>
-            </w:pPr>
+                <w:b w:val="0"/>
+                <w:bCs w:val="0"/>
+                <w:sz w:val="24"/>
+                <w:szCs w:val="24"/>
+              </w:rPr>
+            </w:pPr>
+            <w:r>
+              <w:rPr>
+                <w:rStyle w:val="Forte"/>
+                <w:rFonts w:ascii="Arial" w:hAnsi="Arial" w:cs="Arial"/>
+                <w:b w:val="0"/>
+                <w:bCs w:val="0"/>
+                <w:sz w:val="24"/>
+                <w:szCs w:val="24"/>
+              </w:rPr>
+              <w:t>O sistema deve registrar o status e data de preenchimento de cada formulário.</w:t>
+            </w:r>
+          </w:p>
+        </w:tc>
+      </w:tr>
+      <w:tr>
+        <w:tc>
+          <w:tcPr>
+            <w:cnfStyle w:val="001000000000" w:firstRow="0" w:lastRow="0" w:firstColumn="1" w:lastColumn="0" w:oddVBand="0" w:evenVBand="0" w:oddHBand="0" w:evenHBand="0" w:firstRowFirstColumn="0" w:firstRowLastColumn="0" w:lastRowFirstColumn="0" w:lastRowLastColumn="0"/>
+            <w:tcW w:w="1774" w:type="dxa"/>
+          </w:tcPr>
+          <w:p>
+            <w:pPr>
+              <w:jc w:val="both"/>
+              <w:rPr>
+                <w:rStyle w:val="Forte"/>
+                <w:rFonts w:ascii="Arial" w:hAnsi="Arial" w:cs="Arial"/>
+                <w:sz w:val="24"/>
+                <w:szCs w:val="24"/>
+              </w:rPr>
+            </w:pPr>
+            <w:r>
+              <w:rPr>
+                <w:rStyle w:val="Forte"/>
+                <w:rFonts w:ascii="Arial" w:hAnsi="Arial" w:cs="Arial"/>
+                <w:sz w:val="24"/>
+                <w:szCs w:val="24"/>
+              </w:rPr>
+              <w:lastRenderedPageBreak/>
+              <w:t>RNF08</w:t>
+            </w:r>
+          </w:p>
+        </w:tc>
+        <w:tc>
+          <w:tcPr>
+            <w:tcW w:w="7738" w:type="dxa"/>
+          </w:tcPr>
+          <w:p>
+            <w:pPr>
+              <w:jc w:val="both"/>
+              <w:cnfStyle w:val="000000000000" w:firstRow="0" w:lastRow="0" w:firstColumn="0" w:lastColumn="0" w:oddVBand="0" w:evenVBand="0" w:oddHBand="0" w:evenHBand="0" w:firstRowFirstColumn="0" w:firstRowLastColumn="0" w:lastRowFirstColumn="0" w:lastRowLastColumn="0"/>
+              <w:rPr>
+                <w:rStyle w:val="Forte"/>
+                <w:rFonts w:ascii="Arial" w:hAnsi="Arial" w:cs="Arial"/>
+                <w:b w:val="0"/>
+                <w:bCs w:val="0"/>
+                <w:sz w:val="24"/>
+                <w:szCs w:val="24"/>
+              </w:rPr>
+            </w:pPr>
+            <w:r>
+              <w:rPr>
+                <w:rStyle w:val="Forte"/>
+                <w:rFonts w:ascii="Arial" w:hAnsi="Arial" w:cs="Arial"/>
+                <w:b w:val="0"/>
+                <w:bCs w:val="0"/>
+                <w:sz w:val="24"/>
+                <w:szCs w:val="24"/>
+              </w:rPr>
+              <w:t xml:space="preserve">O sistema deve calcular o score do checklist com base nos sintomas da síndrome marcados no peso correspondente ao sexo do paciente, aplicando a fórmula: </w:t>
+            </w:r>
+            <w:r>
+              <w:rPr>
+                <w:rStyle w:val="Forte"/>
+                <w:rFonts w:ascii="Arial" w:hAnsi="Arial" w:cs="Arial"/>
+                <w:b w:val="0"/>
+                <w:bCs w:val="0"/>
+                <w:sz w:val="24"/>
+                <w:szCs w:val="24"/>
+              </w:rPr>
+              <w:t xml:space="preserve">Score = </w:t>
+            </w:r>
+            <w:r>
+              <w:rPr>
+                <w:rStyle w:val="Forte"/>
+                <w:rFonts w:ascii="Arial" w:hAnsi="Arial" w:cs="Arial"/>
+                <w:b w:val="0"/>
+                <w:bCs w:val="0"/>
+                <w:sz w:val="24"/>
+                <w:szCs w:val="24"/>
+              </w:rPr>
+              <w:sym w:font="Symbol" w:char="F053"/>
+            </w:r>
+            <w:r>
+              <w:rPr>
+                <w:rStyle w:val="Forte"/>
+                <w:rFonts w:ascii="Arial" w:hAnsi="Arial" w:cs="Arial"/>
+                <w:b w:val="0"/>
+                <w:bCs w:val="0"/>
+                <w:sz w:val="24"/>
+                <w:szCs w:val="24"/>
+              </w:rPr>
+              <w:t xml:space="preserve"> (</w:t>
+            </w:r>
+            <w:proofErr w:type="spellStart"/>
+            <w:r>
+              <w:rPr>
+                <w:rStyle w:val="Forte"/>
+                <w:rFonts w:ascii="Arial" w:hAnsi="Arial" w:cs="Arial"/>
+                <w:b w:val="0"/>
+                <w:bCs w:val="0"/>
+                <w:sz w:val="24"/>
+                <w:szCs w:val="24"/>
+              </w:rPr>
+              <w:t>Peso_j</w:t>
+            </w:r>
+            <w:proofErr w:type="spellEnd"/>
+            <w:r>
+              <w:rPr>
+                <w:rStyle w:val="Forte"/>
+                <w:rFonts w:ascii="Arial" w:hAnsi="Arial" w:cs="Arial"/>
+                <w:b w:val="0"/>
+                <w:bCs w:val="0"/>
+                <w:sz w:val="24"/>
+                <w:szCs w:val="24"/>
+              </w:rPr>
+              <w:t xml:space="preserve"> x </w:t>
+            </w:r>
+            <w:proofErr w:type="spellStart"/>
+            <w:r>
+              <w:rPr>
+                <w:rStyle w:val="Forte"/>
+                <w:rFonts w:ascii="Arial" w:hAnsi="Arial" w:cs="Arial"/>
+                <w:b w:val="0"/>
+                <w:bCs w:val="0"/>
+                <w:sz w:val="24"/>
+                <w:szCs w:val="24"/>
+              </w:rPr>
+              <w:t>x_ij</w:t>
+            </w:r>
+            <w:proofErr w:type="spellEnd"/>
+            <w:r>
+              <w:rPr>
+                <w:rStyle w:val="Forte"/>
+                <w:rFonts w:ascii="Arial" w:hAnsi="Arial" w:cs="Arial"/>
+                <w:b w:val="0"/>
+                <w:bCs w:val="0"/>
+                <w:sz w:val="24"/>
+                <w:szCs w:val="24"/>
+              </w:rPr>
+              <w:t>).</w:t>
+            </w:r>
+          </w:p>
+        </w:tc>
+      </w:tr>
+      <w:tr>
+        <w:tc>
+          <w:tcPr>
+            <w:cnfStyle w:val="001000000000" w:firstRow="0" w:lastRow="0" w:firstColumn="1" w:lastColumn="0" w:oddVBand="0" w:evenVBand="0" w:oddHBand="0" w:evenHBand="0" w:firstRowFirstColumn="0" w:firstRowLastColumn="0" w:lastRowFirstColumn="0" w:lastRowLastColumn="0"/>
+            <w:tcW w:w="1774" w:type="dxa"/>
+          </w:tcPr>
+          <w:p>
+            <w:pPr>
+              <w:jc w:val="both"/>
+              <w:rPr>
+                <w:rStyle w:val="Forte"/>
+                <w:rFonts w:ascii="Arial" w:hAnsi="Arial" w:cs="Arial"/>
+                <w:sz w:val="24"/>
+                <w:szCs w:val="24"/>
+              </w:rPr>
+            </w:pPr>
+            <w:r>
+              <w:rPr>
+                <w:rStyle w:val="Forte"/>
+                <w:rFonts w:ascii="Arial" w:hAnsi="Arial" w:cs="Arial"/>
+                <w:sz w:val="24"/>
+                <w:szCs w:val="24"/>
+              </w:rPr>
+              <w:t>RNF09</w:t>
+            </w:r>
+          </w:p>
+        </w:tc>
+        <w:tc>
+          <w:tcPr>
+            <w:tcW w:w="7738" w:type="dxa"/>
+          </w:tcPr>
+          <w:p>
+            <w:pPr>
+              <w:jc w:val="both"/>
+              <w:cnfStyle w:val="000000000000" w:firstRow="0" w:lastRow="0" w:firstColumn="0" w:lastColumn="0" w:oddVBand="0" w:evenVBand="0" w:oddHBand="0" w:evenHBand="0" w:firstRowFirstColumn="0" w:firstRowLastColumn="0" w:lastRowFirstColumn="0" w:lastRowLastColumn="0"/>
+              <w:rPr>
+                <w:rStyle w:val="Forte"/>
+                <w:rFonts w:ascii="Arial" w:hAnsi="Arial" w:cs="Arial"/>
+                <w:b w:val="0"/>
+                <w:bCs w:val="0"/>
+                <w:sz w:val="24"/>
+                <w:szCs w:val="24"/>
+              </w:rPr>
+            </w:pPr>
+            <w:r>
+              <w:rPr>
+                <w:rStyle w:val="Forte"/>
+                <w:rFonts w:ascii="Arial" w:hAnsi="Arial" w:cs="Arial"/>
+                <w:b w:val="0"/>
+                <w:bCs w:val="0"/>
+                <w:sz w:val="24"/>
+                <w:szCs w:val="24"/>
+              </w:rPr>
+              <w:t>O sistema deve comparar o resultado do score com o limiar de corte (menino = 0,56; menina = 0,55), e emitir automaticamente um relatório com o resultado, informando se o paciente necessita ou não do teste genético.</w:t>
+            </w:r>
+          </w:p>
+        </w:tc>
+      </w:tr>
+      <w:tr>
+        <w:tc>
+          <w:tcPr>
+            <w:cnfStyle w:val="001000000000" w:firstRow="0" w:lastRow="0" w:firstColumn="1" w:lastColumn="0" w:oddVBand="0" w:evenVBand="0" w:oddHBand="0" w:evenHBand="0" w:firstRowFirstColumn="0" w:firstRowLastColumn="0" w:lastRowFirstColumn="0" w:lastRowLastColumn="0"/>
+            <w:tcW w:w="1774" w:type="dxa"/>
+          </w:tcPr>
+          <w:p>
+            <w:pPr>
+              <w:jc w:val="both"/>
+              <w:rPr>
+                <w:rStyle w:val="Forte"/>
+                <w:rFonts w:ascii="Arial" w:hAnsi="Arial" w:cs="Arial"/>
+                <w:sz w:val="24"/>
+                <w:szCs w:val="24"/>
+              </w:rPr>
+            </w:pPr>
+            <w:r>
+              <w:rPr>
+                <w:rStyle w:val="Forte"/>
+                <w:rFonts w:ascii="Arial" w:hAnsi="Arial" w:cs="Arial"/>
+                <w:sz w:val="24"/>
+                <w:szCs w:val="24"/>
+              </w:rPr>
+              <w:t>RNF10</w:t>
+            </w:r>
+          </w:p>
+        </w:tc>
+        <w:tc>
+          <w:tcPr>
+            <w:tcW w:w="7738" w:type="dxa"/>
+          </w:tcPr>
+          <w:p>
+            <w:pPr>
+              <w:jc w:val="both"/>
+              <w:cnfStyle w:val="000000000000" w:firstRow="0" w:lastRow="0" w:firstColumn="0" w:lastColumn="0" w:oddVBand="0" w:evenVBand="0" w:oddHBand="0" w:evenHBand="0" w:firstRowFirstColumn="0" w:firstRowLastColumn="0" w:lastRowFirstColumn="0" w:lastRowLastColumn="0"/>
+              <w:rPr>
+                <w:rStyle w:val="Forte"/>
+                <w:rFonts w:ascii="Arial" w:hAnsi="Arial" w:cs="Arial"/>
+                <w:b w:val="0"/>
+                <w:bCs w:val="0"/>
+                <w:sz w:val="24"/>
+                <w:szCs w:val="24"/>
+              </w:rPr>
+            </w:pPr>
+            <w:r>
+              <w:rPr>
+                <w:rStyle w:val="Forte"/>
+                <w:rFonts w:ascii="Arial" w:hAnsi="Arial" w:cs="Arial"/>
+                <w:b w:val="0"/>
+                <w:bCs w:val="0"/>
+                <w:sz w:val="24"/>
+                <w:szCs w:val="24"/>
+              </w:rPr>
+              <w:t>O sistema deve validar se senha do novo usuário de saúde segue o padrão exigido.</w:t>
+            </w:r>
+          </w:p>
+        </w:tc>
+      </w:tr>
+      <w:tr>
+        <w:tc>
+          <w:tcPr>
+            <w:cnfStyle w:val="001000000000" w:firstRow="0" w:lastRow="0" w:firstColumn="1" w:lastColumn="0" w:oddVBand="0" w:evenVBand="0" w:oddHBand="0" w:evenHBand="0" w:firstRowFirstColumn="0" w:firstRowLastColumn="0" w:lastRowFirstColumn="0" w:lastRowLastColumn="0"/>
+            <w:tcW w:w="1774" w:type="dxa"/>
+          </w:tcPr>
+          <w:p>
+            <w:pPr>
+              <w:jc w:val="both"/>
+              <w:rPr>
+                <w:rStyle w:val="Forte"/>
+                <w:rFonts w:ascii="Arial" w:hAnsi="Arial" w:cs="Arial"/>
+                <w:sz w:val="24"/>
+                <w:szCs w:val="24"/>
+              </w:rPr>
+            </w:pPr>
+            <w:r>
+              <w:rPr>
+                <w:rStyle w:val="Forte"/>
+                <w:rFonts w:ascii="Arial" w:hAnsi="Arial" w:cs="Arial"/>
+                <w:sz w:val="24"/>
+                <w:szCs w:val="24"/>
+              </w:rPr>
+              <w:t>RNF11</w:t>
+            </w:r>
+          </w:p>
+        </w:tc>
+        <w:tc>
+          <w:tcPr>
+            <w:tcW w:w="7738" w:type="dxa"/>
+          </w:tcPr>
+          <w:p>
+            <w:pPr>
+              <w:jc w:val="both"/>
+              <w:cnfStyle w:val="000000000000" w:firstRow="0" w:lastRow="0" w:firstColumn="0" w:lastColumn="0" w:oddVBand="0" w:evenVBand="0" w:oddHBand="0" w:evenHBand="0" w:firstRowFirstColumn="0" w:firstRowLastColumn="0" w:lastRowFirstColumn="0" w:lastRowLastColumn="0"/>
+              <w:rPr>
+                <w:rStyle w:val="Forte"/>
+                <w:rFonts w:ascii="Arial" w:hAnsi="Arial" w:cs="Arial"/>
+                <w:b w:val="0"/>
+                <w:bCs w:val="0"/>
+                <w:sz w:val="24"/>
+                <w:szCs w:val="24"/>
+              </w:rPr>
+            </w:pPr>
+            <w:r>
+              <w:rPr>
+                <w:rStyle w:val="Forte"/>
+                <w:rFonts w:ascii="Arial" w:hAnsi="Arial" w:cs="Arial"/>
+                <w:b w:val="0"/>
+                <w:bCs w:val="0"/>
+                <w:sz w:val="24"/>
+                <w:szCs w:val="24"/>
+              </w:rPr>
+              <w:t xml:space="preserve">O sistema será desenvolvido com as seguintes ferramentas: </w:t>
+            </w:r>
+          </w:p>
+          <w:p>
+            <w:pPr>
+              <w:pStyle w:val="PargrafodaLista"/>
+              <w:numPr>
+                <w:ilvl w:val="0"/>
+                <w:numId w:val="6"/>
+              </w:numPr>
+              <w:jc w:val="both"/>
+              <w:cnfStyle w:val="000000000000" w:firstRow="0" w:lastRow="0" w:firstColumn="0" w:lastColumn="0" w:oddVBand="0" w:evenVBand="0" w:oddHBand="0" w:evenHBand="0" w:firstRowFirstColumn="0" w:firstRowLastColumn="0" w:lastRowFirstColumn="0" w:lastRowLastColumn="0"/>
+              <w:rPr>
+                <w:rStyle w:val="Forte"/>
+                <w:rFonts w:ascii="Arial" w:hAnsi="Arial" w:cs="Arial"/>
+                <w:b w:val="0"/>
+                <w:bCs w:val="0"/>
+                <w:sz w:val="24"/>
+                <w:szCs w:val="24"/>
+              </w:rPr>
+            </w:pPr>
+            <w:r>
+              <w:rPr>
+                <w:rStyle w:val="Forte"/>
+                <w:rFonts w:ascii="Arial" w:hAnsi="Arial" w:cs="Arial"/>
+                <w:b w:val="0"/>
+                <w:bCs w:val="0"/>
+                <w:sz w:val="24"/>
+                <w:szCs w:val="24"/>
+              </w:rPr>
+              <w:t>HTML5</w:t>
+            </w:r>
+          </w:p>
+          <w:p>
+            <w:pPr>
+              <w:pStyle w:val="PargrafodaLista"/>
+              <w:numPr>
+                <w:ilvl w:val="0"/>
+                <w:numId w:val="6"/>
+              </w:numPr>
+              <w:jc w:val="both"/>
+              <w:cnfStyle w:val="000000000000" w:firstRow="0" w:lastRow="0" w:firstColumn="0" w:lastColumn="0" w:oddVBand="0" w:evenVBand="0" w:oddHBand="0" w:evenHBand="0" w:firstRowFirstColumn="0" w:firstRowLastColumn="0" w:lastRowFirstColumn="0" w:lastRowLastColumn="0"/>
+              <w:rPr>
+                <w:rStyle w:val="Forte"/>
+                <w:rFonts w:ascii="Arial" w:hAnsi="Arial" w:cs="Arial"/>
+                <w:b w:val="0"/>
+                <w:bCs w:val="0"/>
+                <w:sz w:val="24"/>
+                <w:szCs w:val="24"/>
+              </w:rPr>
+            </w:pPr>
+            <w:r>
+              <w:rPr>
+                <w:rStyle w:val="Forte"/>
+                <w:rFonts w:ascii="Arial" w:hAnsi="Arial" w:cs="Arial"/>
+                <w:b w:val="0"/>
+                <w:bCs w:val="0"/>
+                <w:sz w:val="24"/>
+                <w:szCs w:val="24"/>
+              </w:rPr>
+              <w:t>CSS3</w:t>
+            </w:r>
+          </w:p>
+          <w:p>
+            <w:pPr>
+              <w:pStyle w:val="PargrafodaLista"/>
+              <w:numPr>
+                <w:ilvl w:val="0"/>
+                <w:numId w:val="6"/>
+              </w:numPr>
+              <w:jc w:val="both"/>
+              <w:cnfStyle w:val="000000000000" w:firstRow="0" w:lastRow="0" w:firstColumn="0" w:lastColumn="0" w:oddVBand="0" w:evenVBand="0" w:oddHBand="0" w:evenHBand="0" w:firstRowFirstColumn="0" w:firstRowLastColumn="0" w:lastRowFirstColumn="0" w:lastRowLastColumn="0"/>
+              <w:rPr>
+                <w:rStyle w:val="Forte"/>
+                <w:rFonts w:ascii="Arial" w:hAnsi="Arial" w:cs="Arial"/>
+                <w:b w:val="0"/>
+                <w:bCs w:val="0"/>
+                <w:sz w:val="24"/>
+                <w:szCs w:val="24"/>
+              </w:rPr>
+            </w:pPr>
+            <w:r>
+              <w:rPr>
+                <w:rStyle w:val="Forte"/>
+                <w:rFonts w:ascii="Arial" w:hAnsi="Arial" w:cs="Arial"/>
+                <w:b w:val="0"/>
+                <w:bCs w:val="0"/>
+                <w:sz w:val="24"/>
+                <w:szCs w:val="24"/>
+              </w:rPr>
+              <w:t>JavaScript2025(ES16)</w:t>
+            </w:r>
+          </w:p>
+          <w:p>
+            <w:pPr>
+              <w:pStyle w:val="PargrafodaLista"/>
+              <w:numPr>
+                <w:ilvl w:val="0"/>
+                <w:numId w:val="6"/>
+              </w:numPr>
+              <w:jc w:val="both"/>
+              <w:cnfStyle w:val="000000000000" w:firstRow="0" w:lastRow="0" w:firstColumn="0" w:lastColumn="0" w:oddVBand="0" w:evenVBand="0" w:oddHBand="0" w:evenHBand="0" w:firstRowFirstColumn="0" w:firstRowLastColumn="0" w:lastRowFirstColumn="0" w:lastRowLastColumn="0"/>
+              <w:rPr>
+                <w:rStyle w:val="Forte"/>
+                <w:rFonts w:ascii="Arial" w:hAnsi="Arial" w:cs="Arial"/>
+                <w:b w:val="0"/>
+                <w:bCs w:val="0"/>
+                <w:sz w:val="24"/>
+                <w:szCs w:val="24"/>
+              </w:rPr>
+            </w:pPr>
+            <w:r>
+              <w:rPr>
+                <w:rStyle w:val="Forte"/>
+                <w:rFonts w:ascii="Arial" w:hAnsi="Arial" w:cs="Arial"/>
+                <w:b w:val="0"/>
+                <w:bCs w:val="0"/>
+                <w:sz w:val="24"/>
+                <w:szCs w:val="24"/>
+              </w:rPr>
+              <w:t>Node.js (LTS – v22.14.0)</w:t>
+            </w:r>
+          </w:p>
+          <w:p>
+            <w:pPr>
+              <w:pStyle w:val="PargrafodaLista"/>
+              <w:numPr>
+                <w:ilvl w:val="0"/>
+                <w:numId w:val="6"/>
+              </w:numPr>
+              <w:jc w:val="both"/>
+              <w:cnfStyle w:val="000000000000" w:firstRow="0" w:lastRow="0" w:firstColumn="0" w:lastColumn="0" w:oddVBand="0" w:evenVBand="0" w:oddHBand="0" w:evenHBand="0" w:firstRowFirstColumn="0" w:firstRowLastColumn="0" w:lastRowFirstColumn="0" w:lastRowLastColumn="0"/>
+              <w:rPr>
+                <w:rStyle w:val="Forte"/>
+                <w:rFonts w:ascii="Arial" w:hAnsi="Arial" w:cs="Arial"/>
+                <w:b w:val="0"/>
+                <w:bCs w:val="0"/>
+                <w:sz w:val="24"/>
+                <w:szCs w:val="24"/>
+              </w:rPr>
+            </w:pPr>
+            <w:r>
+              <w:rPr>
+                <w:rStyle w:val="Forte"/>
+                <w:rFonts w:ascii="Arial" w:hAnsi="Arial" w:cs="Arial"/>
+                <w:b w:val="0"/>
+                <w:bCs w:val="0"/>
+                <w:sz w:val="24"/>
+                <w:szCs w:val="24"/>
+              </w:rPr>
+              <w:t>MySQL (LTS – 8.4)</w:t>
+            </w:r>
           </w:p>
         </w:tc>
       </w:tr>
@@ -3586,6 +3403,562 @@
         <w:rPr>
           <w:rStyle w:val="Forte"/>
           <w:rFonts w:ascii="Arial" w:hAnsi="Arial" w:cs="Arial"/>
+          <w:sz w:val="24"/>
+          <w:szCs w:val="24"/>
+        </w:rPr>
+      </w:pPr>
+    </w:p>
+    <w:p>
+      <w:pPr>
+        <w:ind w:left="360"/>
+        <w:jc w:val="both"/>
+        <w:rPr>
+          <w:rStyle w:val="Forte"/>
+          <w:rFonts w:ascii="Arial" w:hAnsi="Arial" w:cs="Arial"/>
+          <w:sz w:val="24"/>
+          <w:szCs w:val="24"/>
+        </w:rPr>
+      </w:pPr>
+    </w:p>
+    <w:p>
+      <w:pPr>
+        <w:pStyle w:val="PargrafodaLista"/>
+        <w:numPr>
+          <w:ilvl w:val="0"/>
+          <w:numId w:val="5"/>
+        </w:numPr>
+        <w:jc w:val="both"/>
+        <w:rPr>
+          <w:rStyle w:val="Forte"/>
+          <w:rFonts w:ascii="Arial" w:hAnsi="Arial" w:cs="Arial"/>
+          <w:sz w:val="24"/>
+          <w:szCs w:val="24"/>
+        </w:rPr>
+      </w:pPr>
+      <w:r>
+        <w:rPr>
+          <w:rStyle w:val="Forte"/>
+          <w:rFonts w:ascii="Arial" w:hAnsi="Arial" w:cs="Arial"/>
+          <w:sz w:val="24"/>
+          <w:szCs w:val="24"/>
+        </w:rPr>
+        <w:t>Descrição do Sistema Web</w:t>
+      </w:r>
+    </w:p>
+    <w:p>
+      <w:pPr>
+        <w:ind w:left="360"/>
+        <w:jc w:val="both"/>
+        <w:rPr>
+          <w:rStyle w:val="Forte"/>
+          <w:rFonts w:ascii="Arial" w:hAnsi="Arial" w:cs="Arial"/>
+          <w:sz w:val="24"/>
+          <w:szCs w:val="24"/>
+        </w:rPr>
+      </w:pPr>
+    </w:p>
+    <w:p>
+      <w:pPr>
+        <w:ind w:firstLine="348"/>
+        <w:jc w:val="both"/>
+        <w:rPr>
+          <w:rStyle w:val="Forte"/>
+          <w:rFonts w:ascii="Arial" w:hAnsi="Arial" w:cs="Arial"/>
+          <w:b w:val="0"/>
+          <w:bCs w:val="0"/>
+          <w:sz w:val="24"/>
+          <w:szCs w:val="24"/>
+        </w:rPr>
+      </w:pPr>
+      <w:r>
+        <w:rPr>
+          <w:rStyle w:val="Forte"/>
+          <w:rFonts w:ascii="Arial" w:hAnsi="Arial" w:cs="Arial"/>
+          <w:b w:val="0"/>
+          <w:bCs w:val="0"/>
+          <w:sz w:val="24"/>
+          <w:szCs w:val="24"/>
+        </w:rPr>
+        <w:t xml:space="preserve">Nesta seção será abordado o objetivo principal do sistema web, o fluxo de telas e algumas das funcionalidades presentes. O </w:t>
+      </w:r>
+      <w:r>
+        <w:rPr>
+          <w:rStyle w:val="Forte"/>
+          <w:rFonts w:ascii="Arial" w:hAnsi="Arial" w:cs="Arial"/>
+          <w:b w:val="0"/>
+          <w:bCs w:val="0"/>
+          <w:sz w:val="24"/>
+          <w:szCs w:val="24"/>
+        </w:rPr>
+        <w:t>projeto</w:t>
+      </w:r>
+      <w:r>
+        <w:rPr>
+          <w:rStyle w:val="Forte"/>
+          <w:rFonts w:ascii="Arial" w:hAnsi="Arial" w:cs="Arial"/>
+          <w:b w:val="0"/>
+          <w:bCs w:val="0"/>
+          <w:sz w:val="24"/>
+          <w:szCs w:val="24"/>
+        </w:rPr>
+        <w:t xml:space="preserve"> tem como objetivo realizar o checklist de sintomas da síndrome do X frágil, e para isso ocorrer de forma segura e adequada </w:t>
+      </w:r>
+      <w:r>
+        <w:rPr>
+          <w:rStyle w:val="Forte"/>
+          <w:rFonts w:ascii="Arial" w:hAnsi="Arial" w:cs="Arial"/>
+          <w:b w:val="0"/>
+          <w:bCs w:val="0"/>
+          <w:sz w:val="24"/>
+          <w:szCs w:val="24"/>
+        </w:rPr>
+        <w:t>o sistema foi dividido em 14 páginas, sendo 1 para o login, 7 para o administrador e 6 para o usuário de saúde, que serão explicadas abaixo:</w:t>
+      </w:r>
+    </w:p>
+    <w:p>
+      <w:pPr>
+        <w:ind w:firstLine="348"/>
+        <w:jc w:val="both"/>
+        <w:rPr>
+          <w:rStyle w:val="Forte"/>
+          <w:rFonts w:ascii="Arial" w:hAnsi="Arial" w:cs="Arial"/>
+          <w:b w:val="0"/>
+          <w:bCs w:val="0"/>
+          <w:sz w:val="24"/>
+          <w:szCs w:val="24"/>
+        </w:rPr>
+      </w:pPr>
+      <w:r>
+        <w:rPr>
+          <w:rStyle w:val="Forte"/>
+          <w:rFonts w:ascii="Arial" w:hAnsi="Arial" w:cs="Arial"/>
+          <w:sz w:val="24"/>
+          <w:szCs w:val="24"/>
+        </w:rPr>
+        <w:t xml:space="preserve">Página inicial: </w:t>
+      </w:r>
+      <w:r>
+        <w:rPr>
+          <w:rStyle w:val="Forte"/>
+          <w:rFonts w:ascii="Arial" w:hAnsi="Arial" w:cs="Arial"/>
+          <w:b w:val="0"/>
+          <w:bCs w:val="0"/>
+          <w:sz w:val="24"/>
+          <w:szCs w:val="24"/>
+        </w:rPr>
+        <w:t>Tela de login, valida o nome de usuário e senha do administrador e do usuário de saúde.</w:t>
+      </w:r>
+    </w:p>
+    <w:p>
+      <w:pPr>
+        <w:ind w:firstLine="348"/>
+        <w:jc w:val="both"/>
+        <w:rPr>
+          <w:rStyle w:val="Forte"/>
+          <w:rFonts w:ascii="Arial" w:hAnsi="Arial" w:cs="Arial"/>
+          <w:color w:val="FF0000"/>
+          <w:sz w:val="24"/>
+          <w:szCs w:val="24"/>
+        </w:rPr>
+      </w:pPr>
+      <w:r>
+        <w:rPr>
+          <w:rStyle w:val="Forte"/>
+          <w:rFonts w:ascii="Arial" w:hAnsi="Arial" w:cs="Arial"/>
+          <w:color w:val="FF0000"/>
+          <w:sz w:val="24"/>
+          <w:szCs w:val="24"/>
+        </w:rPr>
+        <w:t xml:space="preserve">Acesso do usuário de saúde </w:t>
+      </w:r>
+    </w:p>
+    <w:p>
+      <w:pPr>
+        <w:ind w:firstLine="348"/>
+        <w:jc w:val="both"/>
+        <w:rPr>
+          <w:rStyle w:val="Forte"/>
+          <w:rFonts w:ascii="Arial" w:hAnsi="Arial" w:cs="Arial"/>
+          <w:b w:val="0"/>
+          <w:bCs w:val="0"/>
+          <w:sz w:val="24"/>
+          <w:szCs w:val="24"/>
+        </w:rPr>
+      </w:pPr>
+      <w:r>
+        <w:rPr>
+          <w:rStyle w:val="Forte"/>
+          <w:rFonts w:ascii="Arial" w:hAnsi="Arial" w:cs="Arial"/>
+          <w:sz w:val="24"/>
+          <w:szCs w:val="24"/>
+        </w:rPr>
+        <w:t xml:space="preserve">Página dashboard: </w:t>
+      </w:r>
+      <w:r>
+        <w:rPr>
+          <w:rStyle w:val="Forte"/>
+          <w:rFonts w:ascii="Arial" w:hAnsi="Arial" w:cs="Arial"/>
+          <w:b w:val="0"/>
+          <w:bCs w:val="0"/>
+          <w:sz w:val="24"/>
+          <w:szCs w:val="24"/>
+        </w:rPr>
+        <w:t>Tela principal do usuário de saúde, exibe as abas/</w:t>
+      </w:r>
+      <w:proofErr w:type="spellStart"/>
+      <w:r>
+        <w:rPr>
+          <w:rStyle w:val="Forte"/>
+          <w:rFonts w:ascii="Arial" w:hAnsi="Arial" w:cs="Arial"/>
+          <w:b w:val="0"/>
+          <w:bCs w:val="0"/>
+          <w:sz w:val="24"/>
+          <w:szCs w:val="24"/>
+        </w:rPr>
+        <w:t>box’es</w:t>
+      </w:r>
+      <w:proofErr w:type="spellEnd"/>
+      <w:r>
+        <w:rPr>
+          <w:rStyle w:val="Forte"/>
+          <w:rFonts w:ascii="Arial" w:hAnsi="Arial" w:cs="Arial"/>
+          <w:b w:val="0"/>
+          <w:bCs w:val="0"/>
+          <w:sz w:val="24"/>
+          <w:szCs w:val="24"/>
+        </w:rPr>
+        <w:t xml:space="preserve"> para as outras páginas: conta do usuário, pacientes do usuário, responsáveis do </w:t>
+      </w:r>
+      <w:r>
+        <w:rPr>
+          <w:rStyle w:val="Forte"/>
+          <w:rFonts w:ascii="Arial" w:hAnsi="Arial" w:cs="Arial"/>
+          <w:b w:val="0"/>
+          <w:bCs w:val="0"/>
+          <w:sz w:val="24"/>
+          <w:szCs w:val="24"/>
+        </w:rPr>
+        <w:t>usuário</w:t>
+      </w:r>
+      <w:r>
+        <w:rPr>
+          <w:rStyle w:val="Forte"/>
+          <w:rFonts w:ascii="Arial" w:hAnsi="Arial" w:cs="Arial"/>
+          <w:b w:val="0"/>
+          <w:bCs w:val="0"/>
+          <w:sz w:val="24"/>
+          <w:szCs w:val="24"/>
+        </w:rPr>
+        <w:t>, formulários do usuário e relatórios do usuário.</w:t>
+      </w:r>
+    </w:p>
+    <w:p>
+      <w:pPr>
+        <w:ind w:firstLine="348"/>
+        <w:jc w:val="both"/>
+        <w:rPr>
+          <w:rStyle w:val="Forte"/>
+          <w:rFonts w:ascii="Arial" w:hAnsi="Arial" w:cs="Arial"/>
+          <w:b w:val="0"/>
+          <w:bCs w:val="0"/>
+          <w:sz w:val="24"/>
+          <w:szCs w:val="24"/>
+        </w:rPr>
+      </w:pPr>
+      <w:r>
+        <w:rPr>
+          <w:rStyle w:val="Forte"/>
+          <w:rFonts w:ascii="Arial" w:hAnsi="Arial" w:cs="Arial"/>
+          <w:sz w:val="24"/>
+          <w:szCs w:val="24"/>
+        </w:rPr>
+        <w:t xml:space="preserve">Página da </w:t>
+      </w:r>
+      <w:r>
+        <w:rPr>
+          <w:rStyle w:val="Forte"/>
+          <w:rFonts w:ascii="Arial" w:hAnsi="Arial" w:cs="Arial"/>
+          <w:sz w:val="24"/>
+          <w:szCs w:val="24"/>
+        </w:rPr>
+        <w:t>c</w:t>
+      </w:r>
+      <w:r>
+        <w:rPr>
+          <w:rStyle w:val="Forte"/>
+          <w:rFonts w:ascii="Arial" w:hAnsi="Arial" w:cs="Arial"/>
+          <w:sz w:val="24"/>
+          <w:szCs w:val="24"/>
+        </w:rPr>
+        <w:t xml:space="preserve">onta </w:t>
+      </w:r>
+      <w:r>
+        <w:rPr>
+          <w:rStyle w:val="Forte"/>
+          <w:rFonts w:ascii="Arial" w:hAnsi="Arial" w:cs="Arial"/>
+          <w:sz w:val="24"/>
+          <w:szCs w:val="24"/>
+        </w:rPr>
+        <w:t>u</w:t>
+      </w:r>
+      <w:r>
+        <w:rPr>
+          <w:rStyle w:val="Forte"/>
+          <w:rFonts w:ascii="Arial" w:hAnsi="Arial" w:cs="Arial"/>
+          <w:sz w:val="24"/>
+          <w:szCs w:val="24"/>
+        </w:rPr>
+        <w:t>suário:</w:t>
+      </w:r>
+      <w:r>
+        <w:rPr>
+          <w:rStyle w:val="Forte"/>
+          <w:rFonts w:ascii="Arial" w:hAnsi="Arial" w:cs="Arial"/>
+          <w:sz w:val="24"/>
+          <w:szCs w:val="24"/>
+        </w:rPr>
+        <w:t xml:space="preserve"> </w:t>
+      </w:r>
+      <w:r>
+        <w:rPr>
+          <w:rStyle w:val="Forte"/>
+          <w:rFonts w:ascii="Arial" w:hAnsi="Arial" w:cs="Arial"/>
+          <w:b w:val="0"/>
+          <w:bCs w:val="0"/>
+          <w:sz w:val="24"/>
+          <w:szCs w:val="24"/>
+        </w:rPr>
+        <w:t>Tela que exibe</w:t>
+      </w:r>
+      <w:r>
+        <w:rPr>
+          <w:rStyle w:val="Forte"/>
+          <w:rFonts w:ascii="Arial" w:hAnsi="Arial" w:cs="Arial"/>
+          <w:b w:val="0"/>
+          <w:bCs w:val="0"/>
+          <w:sz w:val="24"/>
+          <w:szCs w:val="24"/>
+        </w:rPr>
+        <w:t xml:space="preserve"> as informações cadastrais do usuário (email, senha e unidade), sendo capaz de editar as informações e deletar </w:t>
+      </w:r>
+      <w:r>
+        <w:rPr>
+          <w:rStyle w:val="Forte"/>
+          <w:rFonts w:ascii="Arial" w:hAnsi="Arial" w:cs="Arial"/>
+          <w:b w:val="0"/>
+          <w:bCs w:val="0"/>
+          <w:sz w:val="24"/>
+          <w:szCs w:val="24"/>
+        </w:rPr>
+        <w:t>a conta.</w:t>
+      </w:r>
+    </w:p>
+    <w:p>
+      <w:pPr>
+        <w:ind w:firstLine="348"/>
+        <w:jc w:val="both"/>
+        <w:rPr>
+          <w:rStyle w:val="Forte"/>
+          <w:rFonts w:ascii="Arial" w:hAnsi="Arial" w:cs="Arial"/>
+          <w:b w:val="0"/>
+          <w:bCs w:val="0"/>
+          <w:sz w:val="24"/>
+          <w:szCs w:val="24"/>
+        </w:rPr>
+      </w:pPr>
+      <w:r>
+        <w:rPr>
+          <w:rStyle w:val="Forte"/>
+          <w:rFonts w:ascii="Arial" w:hAnsi="Arial" w:cs="Arial"/>
+          <w:sz w:val="24"/>
+          <w:szCs w:val="24"/>
+        </w:rPr>
+        <w:t xml:space="preserve">Página dos pacientes: </w:t>
+      </w:r>
+      <w:r>
+        <w:rPr>
+          <w:rStyle w:val="Forte"/>
+          <w:rFonts w:ascii="Arial" w:hAnsi="Arial" w:cs="Arial"/>
+          <w:b w:val="0"/>
+          <w:bCs w:val="0"/>
+          <w:sz w:val="24"/>
+          <w:szCs w:val="24"/>
+        </w:rPr>
+        <w:t>Tela que exibe os pacientes do usuário de saúde, tendo as opções de registrar um paciente, como também editar um paciente existente.</w:t>
+      </w:r>
+    </w:p>
+    <w:p>
+      <w:pPr>
+        <w:ind w:firstLine="348"/>
+        <w:jc w:val="both"/>
+        <w:rPr>
+          <w:rStyle w:val="Forte"/>
+          <w:rFonts w:ascii="Arial" w:hAnsi="Arial" w:cs="Arial"/>
+          <w:b w:val="0"/>
+          <w:bCs w:val="0"/>
+          <w:sz w:val="24"/>
+          <w:szCs w:val="24"/>
+        </w:rPr>
+      </w:pPr>
+      <w:r>
+        <w:rPr>
+          <w:rStyle w:val="Forte"/>
+          <w:rFonts w:ascii="Arial" w:hAnsi="Arial" w:cs="Arial"/>
+          <w:sz w:val="24"/>
+          <w:szCs w:val="24"/>
+        </w:rPr>
+        <w:t xml:space="preserve">Página dos responsáveis: </w:t>
+      </w:r>
+      <w:r>
+        <w:rPr>
+          <w:rStyle w:val="Forte"/>
+          <w:rFonts w:ascii="Arial" w:hAnsi="Arial" w:cs="Arial"/>
+          <w:b w:val="0"/>
+          <w:bCs w:val="0"/>
+          <w:sz w:val="24"/>
+          <w:szCs w:val="24"/>
+        </w:rPr>
+        <w:t>Tela que exibe os responsáveis do usuário de saúde, tendo as opções de registrar um responsável, como também editar um responsável existente.</w:t>
+      </w:r>
+    </w:p>
+    <w:p>
+      <w:pPr>
+        <w:ind w:firstLine="348"/>
+        <w:jc w:val="both"/>
+        <w:rPr>
+          <w:rStyle w:val="Forte"/>
+          <w:rFonts w:ascii="Arial" w:hAnsi="Arial" w:cs="Arial"/>
+          <w:b w:val="0"/>
+          <w:bCs w:val="0"/>
+          <w:sz w:val="24"/>
+          <w:szCs w:val="24"/>
+        </w:rPr>
+      </w:pPr>
+      <w:r>
+        <w:rPr>
+          <w:rStyle w:val="Forte"/>
+          <w:rFonts w:ascii="Arial" w:hAnsi="Arial" w:cs="Arial"/>
+          <w:sz w:val="24"/>
+          <w:szCs w:val="24"/>
+        </w:rPr>
+        <w:lastRenderedPageBreak/>
+        <w:t xml:space="preserve">Página dos formulários do usuário: </w:t>
+      </w:r>
+      <w:r>
+        <w:rPr>
+          <w:rStyle w:val="Forte"/>
+          <w:rFonts w:ascii="Arial" w:hAnsi="Arial" w:cs="Arial"/>
+          <w:b w:val="0"/>
+          <w:bCs w:val="0"/>
+          <w:sz w:val="24"/>
+          <w:szCs w:val="24"/>
+        </w:rPr>
+        <w:t>Tela que exibe os formulários do usuário de saúde, tendo as opções de registrar um formulário, e editar um já existente</w:t>
+      </w:r>
+    </w:p>
+    <w:p>
+      <w:pPr>
+        <w:ind w:firstLine="348"/>
+        <w:jc w:val="both"/>
+        <w:rPr>
+          <w:rStyle w:val="Forte"/>
+          <w:rFonts w:ascii="Arial" w:hAnsi="Arial" w:cs="Arial"/>
+          <w:b w:val="0"/>
+          <w:bCs w:val="0"/>
+          <w:sz w:val="24"/>
+          <w:szCs w:val="24"/>
+        </w:rPr>
+      </w:pPr>
+      <w:r>
+        <w:rPr>
+          <w:rStyle w:val="Forte"/>
+          <w:rFonts w:ascii="Arial" w:hAnsi="Arial" w:cs="Arial"/>
+          <w:sz w:val="24"/>
+          <w:szCs w:val="24"/>
+        </w:rPr>
+        <w:t xml:space="preserve">Página de relatórios do usuário: </w:t>
+      </w:r>
+      <w:r>
+        <w:rPr>
+          <w:rStyle w:val="Forte"/>
+          <w:rFonts w:ascii="Arial" w:hAnsi="Arial" w:cs="Arial"/>
+          <w:b w:val="0"/>
+          <w:bCs w:val="0"/>
+          <w:sz w:val="24"/>
+          <w:szCs w:val="24"/>
+        </w:rPr>
+        <w:t>Tela que exibe os relatórios do usuário de saúde, que são gerados de acordo com as respostas do formulário.</w:t>
+      </w:r>
+    </w:p>
+    <w:p>
+      <w:pPr>
+        <w:ind w:firstLine="348"/>
+        <w:jc w:val="both"/>
+        <w:rPr>
+          <w:rStyle w:val="Forte"/>
+          <w:rFonts w:ascii="Arial" w:hAnsi="Arial" w:cs="Arial"/>
+          <w:color w:val="FF0000"/>
+          <w:sz w:val="24"/>
+          <w:szCs w:val="24"/>
+        </w:rPr>
+      </w:pPr>
+      <w:r>
+        <w:rPr>
+          <w:rStyle w:val="Forte"/>
+          <w:rFonts w:ascii="Arial" w:hAnsi="Arial" w:cs="Arial"/>
+          <w:color w:val="FF0000"/>
+          <w:sz w:val="24"/>
+          <w:szCs w:val="24"/>
+        </w:rPr>
+        <w:t>Acesso do administrador</w:t>
+      </w:r>
+    </w:p>
+    <w:p>
+      <w:pPr>
+        <w:ind w:firstLine="348"/>
+        <w:jc w:val="both"/>
+        <w:rPr>
+          <w:rStyle w:val="Forte"/>
+          <w:rFonts w:ascii="Arial" w:hAnsi="Arial" w:cs="Arial"/>
+          <w:b w:val="0"/>
+          <w:bCs w:val="0"/>
+          <w:sz w:val="24"/>
+          <w:szCs w:val="24"/>
+        </w:rPr>
+      </w:pPr>
+      <w:r>
+        <w:rPr>
+          <w:rStyle w:val="Forte"/>
+          <w:rFonts w:ascii="Arial" w:hAnsi="Arial" w:cs="Arial"/>
+          <w:sz w:val="24"/>
+          <w:szCs w:val="24"/>
+        </w:rPr>
+        <w:t xml:space="preserve">Página dashboard: </w:t>
+      </w:r>
+    </w:p>
+    <w:p>
+      <w:pPr>
+        <w:ind w:firstLine="348"/>
+        <w:jc w:val="both"/>
+        <w:rPr>
+          <w:rStyle w:val="Forte"/>
+          <w:rFonts w:ascii="Arial" w:hAnsi="Arial" w:cs="Arial"/>
+          <w:b w:val="0"/>
+          <w:bCs w:val="0"/>
+          <w:sz w:val="24"/>
+          <w:szCs w:val="24"/>
+        </w:rPr>
+      </w:pPr>
+    </w:p>
+    <w:p>
+      <w:pPr>
+        <w:ind w:firstLine="348"/>
+        <w:jc w:val="both"/>
+        <w:rPr>
+          <w:rStyle w:val="Forte"/>
+          <w:rFonts w:ascii="Arial" w:hAnsi="Arial" w:cs="Arial"/>
+          <w:b w:val="0"/>
+          <w:bCs w:val="0"/>
           <w:sz w:val="24"/>
           <w:szCs w:val="24"/>
         </w:rPr>
@@ -3690,6 +4063,119 @@
     </w:lvl>
   </w:abstractNum>
   <w:abstractNum w:abstractNumId="1" w15:restartNumberingAfterBreak="0">
+    <w:nsid w:val="1A641BCF"/>
+    <w:multiLevelType w:val="hybridMultilevel"/>
+    <w:tmpl w:val="2480989C"/>
+    <w:lvl w:ilvl="0" w:tplc="04160001">
+      <w:start w:val="1"/>
+      <w:numFmt w:val="bullet"/>
+      <w:lvlText w:val=""/>
+      <w:lvlJc w:val="left"/>
+      <w:pPr>
+        <w:ind w:left="720" w:hanging="360"/>
+      </w:pPr>
+      <w:rPr>
+        <w:rFonts w:ascii="Symbol" w:hAnsi="Symbol" w:hint="default"/>
+      </w:rPr>
+    </w:lvl>
+    <w:lvl w:ilvl="1" w:tplc="04160003" w:tentative="1">
+      <w:start w:val="1"/>
+      <w:numFmt w:val="bullet"/>
+      <w:lvlText w:val="o"/>
+      <w:lvlJc w:val="left"/>
+      <w:pPr>
+        <w:ind w:left="1440" w:hanging="360"/>
+      </w:pPr>
+      <w:rPr>
+        <w:rFonts w:ascii="Courier New" w:hAnsi="Courier New" w:cs="Courier New" w:hint="default"/>
+      </w:rPr>
+    </w:lvl>
+    <w:lvl w:ilvl="2" w:tplc="04160005" w:tentative="1">
+      <w:start w:val="1"/>
+      <w:numFmt w:val="bullet"/>
+      <w:lvlText w:val=""/>
+      <w:lvlJc w:val="left"/>
+      <w:pPr>
+        <w:ind w:left="2160" w:hanging="360"/>
+      </w:pPr>
+      <w:rPr>
+        <w:rFonts w:ascii="Wingdings" w:hAnsi="Wingdings" w:hint="default"/>
+      </w:rPr>
+    </w:lvl>
+    <w:lvl w:ilvl="3" w:tplc="04160001" w:tentative="1">
+      <w:start w:val="1"/>
+      <w:numFmt w:val="bullet"/>
+      <w:lvlText w:val=""/>
+      <w:lvlJc w:val="left"/>
+      <w:pPr>
+        <w:ind w:left="2880" w:hanging="360"/>
+      </w:pPr>
+      <w:rPr>
+        <w:rFonts w:ascii="Symbol" w:hAnsi="Symbol" w:hint="default"/>
+      </w:rPr>
+    </w:lvl>
+    <w:lvl w:ilvl="4" w:tplc="04160003" w:tentative="1">
+      <w:start w:val="1"/>
+      <w:numFmt w:val="bullet"/>
+      <w:lvlText w:val="o"/>
+      <w:lvlJc w:val="left"/>
+      <w:pPr>
+        <w:ind w:left="3600" w:hanging="360"/>
+      </w:pPr>
+      <w:rPr>
+        <w:rFonts w:ascii="Courier New" w:hAnsi="Courier New" w:cs="Courier New" w:hint="default"/>
+      </w:rPr>
+    </w:lvl>
+    <w:lvl w:ilvl="5" w:tplc="04160005" w:tentative="1">
+      <w:start w:val="1"/>
+      <w:numFmt w:val="bullet"/>
+      <w:lvlText w:val=""/>
+      <w:lvlJc w:val="left"/>
+      <w:pPr>
+        <w:ind w:left="4320" w:hanging="360"/>
+      </w:pPr>
+      <w:rPr>
+        <w:rFonts w:ascii="Wingdings" w:hAnsi="Wingdings" w:hint="default"/>
+      </w:rPr>
+    </w:lvl>
+    <w:lvl w:ilvl="6" w:tplc="04160001" w:tentative="1">
+      <w:start w:val="1"/>
+      <w:numFmt w:val="bullet"/>
+      <w:lvlText w:val=""/>
+      <w:lvlJc w:val="left"/>
+      <w:pPr>
+        <w:ind w:left="5040" w:hanging="360"/>
+      </w:pPr>
+      <w:rPr>
+        <w:rFonts w:ascii="Symbol" w:hAnsi="Symbol" w:hint="default"/>
+      </w:rPr>
+    </w:lvl>
+    <w:lvl w:ilvl="7" w:tplc="04160003" w:tentative="1">
+      <w:start w:val="1"/>
+      <w:numFmt w:val="bullet"/>
+      <w:lvlText w:val="o"/>
+      <w:lvlJc w:val="left"/>
+      <w:pPr>
+        <w:ind w:left="5760" w:hanging="360"/>
+      </w:pPr>
+      <w:rPr>
+        <w:rFonts w:ascii="Courier New" w:hAnsi="Courier New" w:cs="Courier New" w:hint="default"/>
+      </w:rPr>
+    </w:lvl>
+    <w:lvl w:ilvl="8" w:tplc="04160005" w:tentative="1">
+      <w:start w:val="1"/>
+      <w:numFmt w:val="bullet"/>
+      <w:lvlText w:val=""/>
+      <w:lvlJc w:val="left"/>
+      <w:pPr>
+        <w:ind w:left="6480" w:hanging="360"/>
+      </w:pPr>
+      <w:rPr>
+        <w:rFonts w:ascii="Wingdings" w:hAnsi="Wingdings" w:hint="default"/>
+      </w:rPr>
+    </w:lvl>
+  </w:abstractNum>
+  <w:abstractNum w:abstractNumId="2" w15:restartNumberingAfterBreak="0">
     <w:nsid w:val="30296176"/>
     <w:multiLevelType w:val="hybridMultilevel"/>
     <w:tmpl w:val="526EAA54"/>
@@ -3775,7 +4261,7 @@
       </w:pPr>
     </w:lvl>
   </w:abstractNum>
-  <w:abstractNum w:abstractNumId="2" w15:restartNumberingAfterBreak="0">
+  <w:abstractNum w:abstractNumId="3" w15:restartNumberingAfterBreak="0">
     <w:nsid w:val="36DA7823"/>
     <w:multiLevelType w:val="hybridMultilevel"/>
     <w:tmpl w:val="0316A468"/>
@@ -3864,7 +4350,7 @@
       </w:pPr>
     </w:lvl>
   </w:abstractNum>
-  <w:abstractNum w:abstractNumId="3" w15:restartNumberingAfterBreak="0">
+  <w:abstractNum w:abstractNumId="4" w15:restartNumberingAfterBreak="0">
     <w:nsid w:val="4B832E79"/>
     <w:multiLevelType w:val="hybridMultilevel"/>
     <w:tmpl w:val="451A5A54"/>
@@ -3950,10 +4436,10 @@
       </w:pPr>
     </w:lvl>
   </w:abstractNum>
-  <w:abstractNum w:abstractNumId="4" w15:restartNumberingAfterBreak="0">
+  <w:abstractNum w:abstractNumId="5" w15:restartNumberingAfterBreak="0">
     <w:nsid w:val="4F8A3305"/>
     <w:multiLevelType w:val="hybridMultilevel"/>
-    <w:tmpl w:val="5D10BBCA"/>
+    <w:tmpl w:val="187CAC38"/>
     <w:lvl w:ilvl="0" w:tplc="0416000F">
       <w:start w:val="1"/>
       <w:numFmt w:val="decimal"/>
@@ -4040,16 +4526,19 @@
     <w:abstractNumId w:val="0"/>
   </w:num>
   <w:num w:numId="2" w16cid:durableId="910577253">
-    <w:abstractNumId w:val="1"/>
+    <w:abstractNumId w:val="2"/>
   </w:num>
   <w:num w:numId="3" w16cid:durableId="1034503354">
+    <w:abstractNumId w:val="4"/>
+  </w:num>
+  <w:num w:numId="4" w16cid:durableId="1662387323">
     <w:abstractNumId w:val="3"/>
   </w:num>
-  <w:num w:numId="4" w16cid:durableId="1662387323">
-    <w:abstractNumId w:val="2"/>
+  <w:num w:numId="5" w16cid:durableId="1451508865">
+    <w:abstractNumId w:val="5"/>
   </w:num>
-  <w:num w:numId="5" w16cid:durableId="1451508865">
-    <w:abstractNumId w:val="4"/>
+  <w:num w:numId="6" w16cid:durableId="1763525219">
+    <w:abstractNumId w:val="1"/>
   </w:num>
 </w:numbering>
 </file>
